--- a/instructions/PA2/RTOS_M11407509_PA2.docx
+++ b/instructions/PA2/RTOS_M11407509_PA2.docx
@@ -5,7 +5,7 @@
     <w:p>
       <w:pPr>
         <w:rPr>
-          <w:rFonts w:ascii="Times New Roman" w:eastAsia="標楷體" w:hAnsi="Times New Roman" w:cs="Times New Roman" w:hint="eastAsia"/>
+          <w:rFonts w:ascii="Times New Roman" w:eastAsia="標楷體" w:hAnsi="Times New Roman" w:cs="Times New Roman"/>
           <w:noProof/>
           <w:kern w:val="0"/>
           <w:sz w:val="24"/>
@@ -61,7 +61,16 @@
         </w:rPr>
         <w:t>"</w:t>
       </w:r>
-      <w:proofErr w:type="spellStart"/>
+      <w:r>
+        <w:rPr>
+          <w:rFonts w:ascii="Times New Roman" w:eastAsia="標楷體" w:hAnsi="Times New Roman" w:cs="Times New Roman" w:hint="eastAsia"/>
+          <w:kern w:val="0"/>
+          <w:sz w:val="24"/>
+          <w:szCs w:val="24"/>
+          <w14:ligatures w14:val="none"/>
+        </w:rPr>
+        <w:t xml:space="preserve"> </w:t>
+      </w:r>
       <w:r>
         <w:rPr>
           <w:rFonts w:ascii="Times New Roman" w:eastAsia="標楷體" w:hAnsi="Times New Roman" w:cs="Times New Roman"/>
@@ -70,9 +79,8 @@
           <w:szCs w:val="24"/>
           <w14:ligatures w14:val="none"/>
         </w:rPr>
-        <w:t>Micrium</w:t>
-      </w:r>
-      <w:proofErr w:type="spellEnd"/>
+        <w:t>Micrium/Software/uCOS-II/Source/os_time.c</w:t>
+      </w:r>
       <w:r>
         <w:rPr>
           <w:rFonts w:ascii="Times New Roman" w:eastAsia="標楷體" w:hAnsi="Times New Roman" w:cs="Times New Roman" w:hint="eastAsia"/>
@@ -91,7 +99,7 @@
           <w:szCs w:val="24"/>
           <w14:ligatures w14:val="none"/>
         </w:rPr>
-        <w:t>/</w:t>
+        <w:t>"</w:t>
       </w:r>
       <w:r>
         <w:rPr>
@@ -101,7 +109,7 @@
           <w:szCs w:val="24"/>
           <w14:ligatures w14:val="none"/>
         </w:rPr>
-        <w:t xml:space="preserve"> </w:t>
+        <w:t>的</w:t>
       </w:r>
       <w:r>
         <w:rPr>
@@ -111,274 +119,8 @@
           <w:szCs w:val="24"/>
           <w14:ligatures w14:val="none"/>
         </w:rPr>
-        <w:t>Software</w:t>
-      </w:r>
-      <w:r>
-        <w:rPr>
-          <w:rFonts w:ascii="Times New Roman" w:eastAsia="標楷體" w:hAnsi="Times New Roman" w:cs="Times New Roman" w:hint="eastAsia"/>
-          <w:kern w:val="0"/>
-          <w:sz w:val="24"/>
-          <w:szCs w:val="24"/>
-          <w14:ligatures w14:val="none"/>
-        </w:rPr>
-        <w:t xml:space="preserve"> </w:t>
-      </w:r>
-      <w:r>
-        <w:rPr>
-          <w:rFonts w:ascii="Times New Roman" w:eastAsia="標楷體" w:hAnsi="Times New Roman" w:cs="Times New Roman"/>
-          <w:kern w:val="0"/>
-          <w:sz w:val="24"/>
-          <w:szCs w:val="24"/>
-          <w14:ligatures w14:val="none"/>
-        </w:rPr>
-        <w:t>/</w:t>
-      </w:r>
-      <w:r>
-        <w:rPr>
-          <w:rFonts w:ascii="Times New Roman" w:eastAsia="標楷體" w:hAnsi="Times New Roman" w:cs="Times New Roman" w:hint="eastAsia"/>
-          <w:kern w:val="0"/>
-          <w:sz w:val="24"/>
-          <w:szCs w:val="24"/>
-          <w14:ligatures w14:val="none"/>
-        </w:rPr>
-        <w:t xml:space="preserve"> </w:t>
-      </w:r>
-      <w:proofErr w:type="spellStart"/>
-      <w:r>
-        <w:rPr>
-          <w:rFonts w:ascii="Times New Roman" w:eastAsia="標楷體" w:hAnsi="Times New Roman" w:cs="Times New Roman"/>
-          <w:kern w:val="0"/>
-          <w:sz w:val="24"/>
-          <w:szCs w:val="24"/>
-          <w14:ligatures w14:val="none"/>
-        </w:rPr>
-        <w:t>uCOS</w:t>
-      </w:r>
-      <w:proofErr w:type="spellEnd"/>
-      <w:r>
-        <w:rPr>
-          <w:rFonts w:ascii="Times New Roman" w:eastAsia="標楷體" w:hAnsi="Times New Roman" w:cs="Times New Roman"/>
-          <w:kern w:val="0"/>
-          <w:sz w:val="24"/>
-          <w:szCs w:val="24"/>
-          <w14:ligatures w14:val="none"/>
-        </w:rPr>
-        <w:t>-II</w:t>
-      </w:r>
-      <w:r>
-        <w:rPr>
-          <w:rFonts w:ascii="Times New Roman" w:eastAsia="標楷體" w:hAnsi="Times New Roman" w:cs="Times New Roman" w:hint="eastAsia"/>
-          <w:kern w:val="0"/>
-          <w:sz w:val="24"/>
-          <w:szCs w:val="24"/>
-          <w14:ligatures w14:val="none"/>
-        </w:rPr>
-        <w:t xml:space="preserve"> </w:t>
-      </w:r>
-      <w:r>
-        <w:rPr>
-          <w:rFonts w:ascii="Times New Roman" w:eastAsia="標楷體" w:hAnsi="Times New Roman" w:cs="Times New Roman"/>
-          <w:kern w:val="0"/>
-          <w:sz w:val="24"/>
-          <w:szCs w:val="24"/>
-          <w14:ligatures w14:val="none"/>
-        </w:rPr>
-        <w:t>/</w:t>
-      </w:r>
-      <w:r>
-        <w:rPr>
-          <w:rFonts w:ascii="Times New Roman" w:eastAsia="標楷體" w:hAnsi="Times New Roman" w:cs="Times New Roman" w:hint="eastAsia"/>
-          <w:kern w:val="0"/>
-          <w:sz w:val="24"/>
-          <w:szCs w:val="24"/>
-          <w14:ligatures w14:val="none"/>
-        </w:rPr>
-        <w:t xml:space="preserve"> </w:t>
-      </w:r>
-      <w:r>
-        <w:rPr>
-          <w:rFonts w:ascii="Times New Roman" w:eastAsia="標楷體" w:hAnsi="Times New Roman" w:cs="Times New Roman"/>
-          <w:kern w:val="0"/>
-          <w:sz w:val="24"/>
-          <w:szCs w:val="24"/>
-          <w14:ligatures w14:val="none"/>
-        </w:rPr>
-        <w:t>Ports</w:t>
-      </w:r>
-      <w:r>
-        <w:rPr>
-          <w:rFonts w:ascii="Times New Roman" w:eastAsia="標楷體" w:hAnsi="Times New Roman" w:cs="Times New Roman" w:hint="eastAsia"/>
-          <w:kern w:val="0"/>
-          <w:sz w:val="24"/>
-          <w:szCs w:val="24"/>
-          <w14:ligatures w14:val="none"/>
-        </w:rPr>
-        <w:t xml:space="preserve"> </w:t>
-      </w:r>
-      <w:r>
-        <w:rPr>
-          <w:rFonts w:ascii="Times New Roman" w:eastAsia="標楷體" w:hAnsi="Times New Roman" w:cs="Times New Roman"/>
-          <w:kern w:val="0"/>
-          <w:sz w:val="24"/>
-          <w:szCs w:val="24"/>
-          <w14:ligatures w14:val="none"/>
-        </w:rPr>
-        <w:t>/</w:t>
-      </w:r>
-      <w:r>
-        <w:rPr>
-          <w:rFonts w:ascii="Times New Roman" w:eastAsia="標楷體" w:hAnsi="Times New Roman" w:cs="Times New Roman" w:hint="eastAsia"/>
-          <w:kern w:val="0"/>
-          <w:sz w:val="24"/>
-          <w:szCs w:val="24"/>
-          <w14:ligatures w14:val="none"/>
-        </w:rPr>
-        <w:t xml:space="preserve"> </w:t>
-      </w:r>
-      <w:r>
-        <w:rPr>
-          <w:rFonts w:ascii="Times New Roman" w:eastAsia="標楷體" w:hAnsi="Times New Roman" w:cs="Times New Roman"/>
-          <w:kern w:val="0"/>
-          <w:sz w:val="24"/>
-          <w:szCs w:val="24"/>
-          <w14:ligatures w14:val="none"/>
-        </w:rPr>
-        <w:t>Win32</w:t>
-      </w:r>
-      <w:r>
-        <w:rPr>
-          <w:rFonts w:ascii="Times New Roman" w:eastAsia="標楷體" w:hAnsi="Times New Roman" w:cs="Times New Roman" w:hint="eastAsia"/>
-          <w:kern w:val="0"/>
-          <w:sz w:val="24"/>
-          <w:szCs w:val="24"/>
-          <w14:ligatures w14:val="none"/>
-        </w:rPr>
-        <w:t xml:space="preserve"> </w:t>
-      </w:r>
-      <w:r>
-        <w:rPr>
-          <w:rFonts w:ascii="Times New Roman" w:eastAsia="標楷體" w:hAnsi="Times New Roman" w:cs="Times New Roman"/>
-          <w:kern w:val="0"/>
-          <w:sz w:val="24"/>
-          <w:szCs w:val="24"/>
-          <w14:ligatures w14:val="none"/>
-        </w:rPr>
-        <w:t>/</w:t>
-      </w:r>
-      <w:r>
-        <w:rPr>
-          <w:rFonts w:ascii="Times New Roman" w:eastAsia="標楷體" w:hAnsi="Times New Roman" w:cs="Times New Roman" w:hint="eastAsia"/>
-          <w:kern w:val="0"/>
-          <w:sz w:val="24"/>
-          <w:szCs w:val="24"/>
-          <w14:ligatures w14:val="none"/>
-        </w:rPr>
-        <w:t xml:space="preserve"> </w:t>
-      </w:r>
-      <w:r>
-        <w:rPr>
-          <w:rFonts w:ascii="Times New Roman" w:eastAsia="標楷體" w:hAnsi="Times New Roman" w:cs="Times New Roman"/>
-          <w:kern w:val="0"/>
-          <w:sz w:val="24"/>
-          <w:szCs w:val="24"/>
-          <w14:ligatures w14:val="none"/>
-        </w:rPr>
-        <w:t>Visual</w:t>
-      </w:r>
-      <w:r>
-        <w:rPr>
-          <w:rFonts w:ascii="Times New Roman" w:eastAsia="標楷體" w:hAnsi="Times New Roman" w:cs="Times New Roman" w:hint="eastAsia"/>
-          <w:kern w:val="0"/>
-          <w:sz w:val="24"/>
-          <w:szCs w:val="24"/>
-          <w14:ligatures w14:val="none"/>
-        </w:rPr>
-        <w:t xml:space="preserve"> </w:t>
-      </w:r>
-      <w:r>
-        <w:rPr>
-          <w:rFonts w:ascii="Times New Roman" w:eastAsia="標楷體" w:hAnsi="Times New Roman" w:cs="Times New Roman"/>
-          <w:kern w:val="0"/>
-          <w:sz w:val="24"/>
-          <w:szCs w:val="24"/>
-          <w14:ligatures w14:val="none"/>
-        </w:rPr>
-        <w:t>Studio</w:t>
-      </w:r>
-      <w:r>
-        <w:rPr>
-          <w:rFonts w:ascii="Times New Roman" w:eastAsia="標楷體" w:hAnsi="Times New Roman" w:cs="Times New Roman" w:hint="eastAsia"/>
-          <w:kern w:val="0"/>
-          <w:sz w:val="24"/>
-          <w:szCs w:val="24"/>
-          <w14:ligatures w14:val="none"/>
-        </w:rPr>
-        <w:t xml:space="preserve"> </w:t>
-      </w:r>
-      <w:r>
-        <w:rPr>
-          <w:rFonts w:ascii="Times New Roman" w:eastAsia="標楷體" w:hAnsi="Times New Roman" w:cs="Times New Roman"/>
-          <w:kern w:val="0"/>
-          <w:sz w:val="24"/>
-          <w:szCs w:val="24"/>
-          <w14:ligatures w14:val="none"/>
-        </w:rPr>
-        <w:t>/</w:t>
-      </w:r>
-      <w:r>
-        <w:rPr>
-          <w:rFonts w:ascii="Times New Roman" w:eastAsia="標楷體" w:hAnsi="Times New Roman" w:cs="Times New Roman" w:hint="eastAsia"/>
-          <w:kern w:val="0"/>
-          <w:sz w:val="24"/>
-          <w:szCs w:val="24"/>
-          <w14:ligatures w14:val="none"/>
-        </w:rPr>
-        <w:t xml:space="preserve"> </w:t>
-      </w:r>
-      <w:proofErr w:type="spellStart"/>
-      <w:r>
-        <w:rPr>
-          <w:rFonts w:ascii="Times New Roman" w:eastAsia="標楷體" w:hAnsi="Times New Roman" w:cs="Times New Roman"/>
-          <w:kern w:val="0"/>
-          <w:sz w:val="24"/>
-          <w:szCs w:val="24"/>
-          <w14:ligatures w14:val="none"/>
-        </w:rPr>
-        <w:t>os_cpu_c.c</w:t>
-      </w:r>
-      <w:proofErr w:type="spellEnd"/>
-      <w:r>
-        <w:rPr>
-          <w:rFonts w:ascii="Times New Roman" w:eastAsia="標楷體" w:hAnsi="Times New Roman" w:cs="Times New Roman"/>
-          <w:kern w:val="0"/>
-          <w:sz w:val="24"/>
-          <w:szCs w:val="24"/>
-          <w14:ligatures w14:val="none"/>
-        </w:rPr>
-        <w:t>"</w:t>
-      </w:r>
-      <w:r>
-        <w:rPr>
-          <w:rFonts w:ascii="Times New Roman" w:eastAsia="標楷體" w:hAnsi="Times New Roman" w:cs="Times New Roman" w:hint="eastAsia"/>
-          <w:kern w:val="0"/>
-          <w:sz w:val="24"/>
-          <w:szCs w:val="24"/>
-          <w14:ligatures w14:val="none"/>
-        </w:rPr>
-        <w:t>的</w:t>
-      </w:r>
-      <w:proofErr w:type="spellStart"/>
-      <w:r>
-        <w:rPr>
-          <w:rFonts w:ascii="Times New Roman" w:eastAsia="標楷體" w:hAnsi="Times New Roman" w:cs="Times New Roman"/>
-          <w:kern w:val="0"/>
-          <w:sz w:val="24"/>
-          <w:szCs w:val="24"/>
-          <w14:ligatures w14:val="none"/>
-        </w:rPr>
-        <w:t>OSTCBInitHook</w:t>
-      </w:r>
-      <w:proofErr w:type="spellEnd"/>
+        <w:t>OSTimeDly</w:t>
+      </w:r>
       <w:r>
         <w:rPr>
           <w:rFonts w:ascii="Times New Roman" w:eastAsia="標楷體" w:hAnsi="Times New Roman" w:cs="Times New Roman" w:hint="eastAsia"/>
@@ -408,7 +150,95 @@
           <w:szCs w:val="24"/>
           <w:highlight w:val="white"/>
         </w:rPr>
-        <w:t>修改並印出</w:t>
+        <w:t>修改</w:t>
+      </w:r>
+      <w:r>
+        <w:rPr>
+          <w:rFonts w:ascii="標楷體" w:eastAsia="標楷體" w:hAnsi="標楷體" w:cs="Times New Roman" w:hint="eastAsia"/>
+          <w:color w:val="000000"/>
+          <w:kern w:val="0"/>
+          <w:sz w:val="24"/>
+          <w:szCs w:val="24"/>
+          <w:highlight w:val="white"/>
+        </w:rPr>
+        <w:t>讓</w:t>
+      </w:r>
+      <w:r>
+        <w:rPr>
+          <w:rFonts w:ascii="Times New Roman" w:eastAsia="標楷體" w:hAnsi="Times New Roman" w:cs="Times New Roman"/>
+          <w:color w:val="000000"/>
+          <w:kern w:val="0"/>
+          <w:sz w:val="24"/>
+          <w:szCs w:val="24"/>
+          <w:highlight w:val="white"/>
+        </w:rPr>
+        <w:t xml:space="preserve">delay </w:t>
+      </w:r>
+      <w:r>
+        <w:rPr>
+          <w:rFonts w:ascii="Times New Roman" w:eastAsia="標楷體" w:hAnsi="Times New Roman" w:cs="Times New Roman"/>
+          <w:color w:val="000000"/>
+          <w:kern w:val="0"/>
+          <w:sz w:val="24"/>
+          <w:szCs w:val="24"/>
+          <w:highlight w:val="white"/>
+        </w:rPr>
+        <w:t>=</w:t>
+      </w:r>
+      <w:r>
+        <w:rPr>
+          <w:rFonts w:ascii="Times New Roman" w:eastAsia="標楷體" w:hAnsi="Times New Roman" w:cs="Times New Roman" w:hint="eastAsia"/>
+          <w:color w:val="000000"/>
+          <w:kern w:val="0"/>
+          <w:sz w:val="24"/>
+          <w:szCs w:val="24"/>
+          <w:highlight w:val="white"/>
+        </w:rPr>
+        <w:t xml:space="preserve"> </w:t>
+      </w:r>
+      <w:r>
+        <w:rPr>
+          <w:rFonts w:ascii="Times New Roman" w:eastAsia="標楷體" w:hAnsi="Times New Roman" w:cs="Times New Roman"/>
+          <w:color w:val="000000"/>
+          <w:kern w:val="0"/>
+          <w:sz w:val="24"/>
+          <w:szCs w:val="24"/>
+          <w:highlight w:val="white"/>
+        </w:rPr>
+        <w:t>0</w:t>
+      </w:r>
+      <w:r>
+        <w:rPr>
+          <w:rFonts w:ascii="Times New Roman" w:eastAsia="標楷體" w:hAnsi="Times New Roman" w:cs="Times New Roman" w:hint="eastAsia"/>
+          <w:color w:val="000000"/>
+          <w:kern w:val="0"/>
+          <w:sz w:val="24"/>
+          <w:szCs w:val="24"/>
+          <w:highlight w:val="white"/>
+        </w:rPr>
+        <w:t>時可以讓出</w:t>
+      </w:r>
+      <w:r>
+        <w:rPr>
+          <w:rFonts w:ascii="Times New Roman" w:eastAsia="標楷體" w:hAnsi="Times New Roman" w:cs="Times New Roman" w:hint="eastAsia"/>
+          <w:color w:val="000000"/>
+          <w:kern w:val="0"/>
+          <w:sz w:val="24"/>
+          <w:szCs w:val="24"/>
+          <w:highlight w:val="white"/>
+        </w:rPr>
+        <w:t>CPU</w:t>
+      </w:r>
+      <w:r>
+        <w:rPr>
+          <w:rFonts w:ascii="Times New Roman" w:eastAsia="標楷體" w:hAnsi="Times New Roman" w:cs="Times New Roman" w:hint="eastAsia"/>
+          <w:color w:val="000000"/>
+          <w:kern w:val="0"/>
+          <w:sz w:val="24"/>
+          <w:szCs w:val="24"/>
+          <w:highlight w:val="white"/>
+        </w:rPr>
+        <w:t>進行排程</w:t>
       </w:r>
       <w:r>
         <w:rPr>
@@ -419,22 +249,14 @@
           <w:szCs w:val="24"/>
           <w:highlight w:val="white"/>
         </w:rPr>
-        <w:t>TCB Address</w:t>
-      </w:r>
-      <w:r>
-        <w:rPr>
-          <w:rFonts w:ascii="Times New Roman" w:eastAsia="細明體" w:hAnsi="Times New Roman" w:cs="Times New Roman" w:hint="eastAsia"/>
-          <w:color w:val="000000"/>
-          <w:kern w:val="0"/>
-          <w:sz w:val="24"/>
-          <w:szCs w:val="24"/>
-          <w:highlight w:val="white"/>
-        </w:rPr>
         <w:t>。</w:t>
       </w:r>
     </w:p>
     <w:p>
       <w:pPr>
+        <w:pStyle w:val="a9"/>
+        <w:ind w:left="480"/>
+        <w:jc w:val="both"/>
         <w:rPr>
           <w:rFonts w:ascii="標楷體" w:eastAsia="標楷體" w:hAnsi="標楷體" w:cs="新細明體"/>
           <w:kern w:val="0"/>
@@ -443,40 +265,64 @@
           <w14:ligatures w14:val="none"/>
         </w:rPr>
       </w:pPr>
-    </w:p>
-    <w:p>
-      <w:pPr>
-        <w:jc w:val="both"/>
-        <w:rPr>
-          <w:rFonts w:ascii="Times New Roman" w:eastAsia="標楷體" w:hAnsi="Times New Roman" w:cs="Times New Roman"/>
+      <w:r>
+        <w:rPr>
+          <w:rFonts w:ascii="Times New Roman" w:eastAsia="細明體" w:hAnsi="Times New Roman" w:cs="Times New Roman"/>
           <w:noProof/>
-          <w:kern w:val="0"/>
-          <w:sz w:val="24"/>
-          <w:szCs w:val="24"/>
-          <w14:ligatures w14:val="none"/>
-        </w:rPr>
-      </w:pPr>
-      <w:r>
-        <w:rPr>
-          <w:rFonts w:ascii="Times New Roman" w:eastAsia="標楷體" w:hAnsi="Times New Roman" w:cs="Times New Roman"/>
-          <w:noProof/>
-          <w:kern w:val="0"/>
-          <w:sz w:val="24"/>
-          <w:szCs w:val="24"/>
-          <w14:ligatures w14:val="none"/>
-        </w:rPr>
-        <w:t xml:space="preserve">PART </w:t>
-      </w:r>
-      <w:r>
-        <w:rPr>
-          <w:rFonts w:ascii="Times New Roman" w:eastAsia="標楷體" w:hAnsi="Times New Roman" w:cs="Times New Roman" w:hint="eastAsia"/>
-          <w:noProof/>
-          <w:kern w:val="0"/>
-          <w:sz w:val="24"/>
-          <w:szCs w:val="24"/>
-          <w14:ligatures w14:val="none"/>
-        </w:rPr>
-        <w:t>II</w:t>
+          <w:color w:val="000000"/>
+          <w:kern w:val="0"/>
+          <w:sz w:val="24"/>
+          <w:szCs w:val="24"/>
+          <w:highlight w:val="white"/>
+        </w:rPr>
+        <w:drawing>
+          <wp:inline distT="0" distB="0" distL="0" distR="0" wp14:anchorId="772724E9" wp14:editId="0D20FFBC">
+            <wp:extent cx="4925291" cy="1818359"/>
+            <wp:effectExtent l="0" t="0" r="0" b="0"/>
+            <wp:docPr id="383234217" name="圖片 1"/>
+            <wp:cNvGraphicFramePr>
+              <a:graphicFrameLocks xmlns:a="http://schemas.openxmlformats.org/drawingml/2006/main" noChangeAspect="1"/>
+            </wp:cNvGraphicFramePr>
+            <a:graphic xmlns:a="http://schemas.openxmlformats.org/drawingml/2006/main">
+              <a:graphicData uri="http://schemas.openxmlformats.org/drawingml/2006/picture">
+                <pic:pic xmlns:pic="http://schemas.openxmlformats.org/drawingml/2006/picture">
+                  <pic:nvPicPr>
+                    <pic:cNvPr id="0" name="Picture 1"/>
+                    <pic:cNvPicPr>
+                      <a:picLocks noChangeAspect="1" noChangeArrowheads="1"/>
+                    </pic:cNvPicPr>
+                  </pic:nvPicPr>
+                  <pic:blipFill>
+                    <a:blip r:embed="rId5">
+                      <a:extLst>
+                        <a:ext uri="{28A0092B-C50C-407E-A947-70E740481C1C}">
+                          <a14:useLocalDpi xmlns:a14="http://schemas.microsoft.com/office/drawing/2010/main" val="0"/>
+                        </a:ext>
+                      </a:extLst>
+                    </a:blip>
+                    <a:srcRect/>
+                    <a:stretch>
+                      <a:fillRect/>
+                    </a:stretch>
+                  </pic:blipFill>
+                  <pic:spPr bwMode="auto">
+                    <a:xfrm>
+                      <a:off x="0" y="0"/>
+                      <a:ext cx="4957370" cy="1830202"/>
+                    </a:xfrm>
+                    <a:prstGeom prst="rect">
+                      <a:avLst/>
+                    </a:prstGeom>
+                    <a:noFill/>
+                    <a:ln>
+                      <a:noFill/>
+                    </a:ln>
+                  </pic:spPr>
+                </pic:pic>
+              </a:graphicData>
+            </a:graphic>
+          </wp:inline>
+        </w:drawing>
       </w:r>
     </w:p>
     <w:p>
@@ -488,7 +334,281 @@
         </w:numPr>
         <w:jc w:val="both"/>
         <w:rPr>
+          <w:rFonts w:ascii="標楷體" w:eastAsia="標楷體" w:hAnsi="標楷體" w:cs="新細明體"/>
+          <w:kern w:val="0"/>
+          <w:sz w:val="24"/>
+          <w:szCs w:val="24"/>
+          <w14:ligatures w14:val="none"/>
+        </w:rPr>
+      </w:pPr>
+      <w:r>
+        <w:rPr>
+          <w:rFonts w:ascii="標楷體" w:eastAsia="標楷體" w:hAnsi="標楷體" w:cs="新細明體" w:hint="eastAsia"/>
+          <w:kern w:val="0"/>
+          <w:sz w:val="24"/>
+          <w:szCs w:val="24"/>
+          <w14:ligatures w14:val="none"/>
+        </w:rPr>
+        <w:t>在</w:t>
+      </w:r>
+      <w:r>
+        <w:rPr>
+          <w:rFonts w:ascii="Times New Roman" w:eastAsia="標楷體" w:hAnsi="Times New Roman" w:cs="Times New Roman"/>
+          <w:kern w:val="0"/>
+          <w:sz w:val="24"/>
+          <w:szCs w:val="24"/>
+          <w14:ligatures w14:val="none"/>
+        </w:rPr>
+        <w:t>"</w:t>
+      </w:r>
+      <w:r>
+        <w:rPr>
+          <w:rFonts w:ascii="Times New Roman" w:eastAsia="標楷體" w:hAnsi="Times New Roman" w:cs="Times New Roman"/>
+          <w:kern w:val="0"/>
+          <w:sz w:val="24"/>
+          <w:szCs w:val="24"/>
+          <w14:ligatures w14:val="none"/>
+        </w:rPr>
+        <w:t>Micrium/Software/uCOS-II/Source/os_core.c</w:t>
+      </w:r>
+      <w:r>
+        <w:rPr>
+          <w:rFonts w:ascii="Times New Roman" w:eastAsia="標楷體" w:hAnsi="Times New Roman" w:cs="Times New Roman"/>
+          <w:kern w:val="0"/>
+          <w:sz w:val="24"/>
+          <w:szCs w:val="24"/>
+          <w14:ligatures w14:val="none"/>
+        </w:rPr>
+        <w:t>"</w:t>
+      </w:r>
+      <w:r>
+        <w:rPr>
           <w:rFonts w:ascii="Times New Roman" w:eastAsia="標楷體" w:hAnsi="Times New Roman" w:cs="Times New Roman" w:hint="eastAsia"/>
+          <w:kern w:val="0"/>
+          <w:sz w:val="24"/>
+          <w:szCs w:val="24"/>
+          <w14:ligatures w14:val="none"/>
+        </w:rPr>
+        <w:t>的</w:t>
+      </w:r>
+      <w:r>
+        <w:rPr>
+          <w:rFonts w:ascii="Times New Roman" w:eastAsia="標楷體" w:hAnsi="Times New Roman" w:cs="Times New Roman"/>
+          <w:kern w:val="0"/>
+          <w:sz w:val="24"/>
+          <w:szCs w:val="24"/>
+          <w14:ligatures w14:val="none"/>
+        </w:rPr>
+        <w:t>OS_SchedNew()</w:t>
+      </w:r>
+      <w:r>
+        <w:rPr>
+          <w:rFonts w:ascii="Times New Roman" w:eastAsia="標楷體" w:hAnsi="Times New Roman" w:cs="Times New Roman" w:hint="eastAsia"/>
+          <w:kern w:val="0"/>
+          <w:sz w:val="24"/>
+          <w:szCs w:val="24"/>
+          <w14:ligatures w14:val="none"/>
+        </w:rPr>
+        <w:t>中</w:t>
+      </w:r>
+      <w:r>
+        <w:rPr>
+          <w:rFonts w:ascii="Times New Roman" w:eastAsia="標楷體" w:hAnsi="Times New Roman" w:cs="Times New Roman" w:hint="eastAsia"/>
+          <w:color w:val="000000"/>
+          <w:kern w:val="0"/>
+          <w:sz w:val="24"/>
+          <w:szCs w:val="24"/>
+        </w:rPr>
+        <w:t>實作了</w:t>
+      </w:r>
+      <w:r>
+        <w:rPr>
+          <w:rFonts w:ascii="Times New Roman" w:eastAsia="標楷體" w:hAnsi="Times New Roman" w:cs="Times New Roman" w:hint="eastAsia"/>
+          <w:color w:val="000000"/>
+          <w:kern w:val="0"/>
+          <w:sz w:val="24"/>
+          <w:szCs w:val="24"/>
+        </w:rPr>
+        <w:t xml:space="preserve"> EDF</w:t>
+      </w:r>
+      <w:r>
+        <w:rPr>
+          <w:rFonts w:ascii="Times New Roman" w:eastAsia="標楷體" w:hAnsi="Times New Roman" w:cs="Times New Roman" w:hint="eastAsia"/>
+          <w:color w:val="000000"/>
+          <w:kern w:val="0"/>
+          <w:sz w:val="24"/>
+          <w:szCs w:val="24"/>
+        </w:rPr>
+        <w:t>，</w:t>
+      </w:r>
+      <w:r>
+        <w:rPr>
+          <w:rFonts w:ascii="Times New Roman" w:eastAsia="標楷體" w:hAnsi="Times New Roman" w:cs="Times New Roman" w:hint="eastAsia"/>
+          <w:color w:val="000000"/>
+          <w:kern w:val="0"/>
+          <w:sz w:val="24"/>
+          <w:szCs w:val="24"/>
+        </w:rPr>
+        <w:t>遍歷所有已到達執行時間的任務，找出截止時間最早的任務並指派為最高可執行優先權；若</w:t>
+      </w:r>
+      <w:r>
+        <w:rPr>
+          <w:rFonts w:ascii="Times New Roman" w:eastAsia="標楷體" w:hAnsi="Times New Roman" w:cs="Times New Roman" w:hint="eastAsia"/>
+          <w:color w:val="000000"/>
+          <w:kern w:val="0"/>
+          <w:sz w:val="24"/>
+          <w:szCs w:val="24"/>
+        </w:rPr>
+        <w:t xml:space="preserve"> deadline </w:t>
+      </w:r>
+      <w:r>
+        <w:rPr>
+          <w:rFonts w:ascii="Times New Roman" w:eastAsia="標楷體" w:hAnsi="Times New Roman" w:cs="Times New Roman" w:hint="eastAsia"/>
+          <w:color w:val="000000"/>
+          <w:kern w:val="0"/>
+          <w:sz w:val="24"/>
+          <w:szCs w:val="24"/>
+        </w:rPr>
+        <w:t>相同則選</w:t>
+      </w:r>
+      <w:r>
+        <w:rPr>
+          <w:rFonts w:ascii="Times New Roman" w:eastAsia="標楷體" w:hAnsi="Times New Roman" w:cs="Times New Roman" w:hint="eastAsia"/>
+          <w:color w:val="000000"/>
+          <w:kern w:val="0"/>
+          <w:sz w:val="24"/>
+          <w:szCs w:val="24"/>
+        </w:rPr>
+        <w:t xml:space="preserve"> TaskID </w:t>
+      </w:r>
+      <w:r>
+        <w:rPr>
+          <w:rFonts w:ascii="Times New Roman" w:eastAsia="標楷體" w:hAnsi="Times New Roman" w:cs="Times New Roman" w:hint="eastAsia"/>
+          <w:color w:val="000000"/>
+          <w:kern w:val="0"/>
+          <w:sz w:val="24"/>
+          <w:szCs w:val="24"/>
+        </w:rPr>
+        <w:t>較小者，若仍相同則優先讓目前執行中的任務繼續運行，以避免不必要的上下文切換。</w:t>
+      </w:r>
+    </w:p>
+    <w:p>
+      <w:pPr>
+        <w:ind w:firstLine="480"/>
+        <w:jc w:val="both"/>
+        <w:rPr>
+          <w:rFonts w:ascii="標楷體" w:eastAsia="標楷體" w:hAnsi="標楷體" w:cs="新細明體" w:hint="eastAsia"/>
+          <w:kern w:val="0"/>
+          <w:sz w:val="24"/>
+          <w:szCs w:val="24"/>
+          <w14:ligatures w14:val="none"/>
+        </w:rPr>
+      </w:pPr>
+      <w:r>
+        <w:rPr>
+          <w:rFonts w:ascii="標楷體" w:eastAsia="標楷體" w:hAnsi="標楷體" w:cs="新細明體" w:hint="eastAsia"/>
+          <w:noProof/>
+          <w:kern w:val="0"/>
+          <w:sz w:val="24"/>
+          <w:szCs w:val="24"/>
+          <w14:ligatures w14:val="none"/>
+        </w:rPr>
+        <w:drawing>
+          <wp:inline distT="0" distB="0" distL="0" distR="0" wp14:anchorId="7F44A37C" wp14:editId="187BF6A1">
+            <wp:extent cx="4911436" cy="5208417"/>
+            <wp:effectExtent l="0" t="0" r="0" b="0"/>
+            <wp:docPr id="1655996042" name="圖片 2"/>
+            <wp:cNvGraphicFramePr>
+              <a:graphicFrameLocks xmlns:a="http://schemas.openxmlformats.org/drawingml/2006/main" noChangeAspect="1"/>
+            </wp:cNvGraphicFramePr>
+            <a:graphic xmlns:a="http://schemas.openxmlformats.org/drawingml/2006/main">
+              <a:graphicData uri="http://schemas.openxmlformats.org/drawingml/2006/picture">
+                <pic:pic xmlns:pic="http://schemas.openxmlformats.org/drawingml/2006/picture">
+                  <pic:nvPicPr>
+                    <pic:cNvPr id="0" name="Picture 2"/>
+                    <pic:cNvPicPr>
+                      <a:picLocks noChangeAspect="1" noChangeArrowheads="1"/>
+                    </pic:cNvPicPr>
+                  </pic:nvPicPr>
+                  <pic:blipFill>
+                    <a:blip r:embed="rId6">
+                      <a:extLst>
+                        <a:ext uri="{28A0092B-C50C-407E-A947-70E740481C1C}">
+                          <a14:useLocalDpi xmlns:a14="http://schemas.microsoft.com/office/drawing/2010/main" val="0"/>
+                        </a:ext>
+                      </a:extLst>
+                    </a:blip>
+                    <a:srcRect/>
+                    <a:stretch>
+                      <a:fillRect/>
+                    </a:stretch>
+                  </pic:blipFill>
+                  <pic:spPr bwMode="auto">
+                    <a:xfrm>
+                      <a:off x="0" y="0"/>
+                      <a:ext cx="4917329" cy="5214667"/>
+                    </a:xfrm>
+                    <a:prstGeom prst="rect">
+                      <a:avLst/>
+                    </a:prstGeom>
+                    <a:noFill/>
+                    <a:ln>
+                      <a:noFill/>
+                    </a:ln>
+                  </pic:spPr>
+                </pic:pic>
+              </a:graphicData>
+            </a:graphic>
+          </wp:inline>
+        </w:drawing>
+      </w:r>
+    </w:p>
+    <w:p>
+      <w:pPr>
+        <w:jc w:val="both"/>
+        <w:rPr>
+          <w:rFonts w:ascii="Times New Roman" w:eastAsia="標楷體" w:hAnsi="Times New Roman" w:cs="Times New Roman"/>
+          <w:noProof/>
+          <w:kern w:val="0"/>
+          <w:sz w:val="24"/>
+          <w:szCs w:val="24"/>
+          <w14:ligatures w14:val="none"/>
+        </w:rPr>
+      </w:pPr>
+      <w:r>
+        <w:rPr>
+          <w:rFonts w:ascii="Times New Roman" w:eastAsia="標楷體" w:hAnsi="Times New Roman" w:cs="Times New Roman"/>
+          <w:noProof/>
+          <w:kern w:val="0"/>
+          <w:sz w:val="24"/>
+          <w:szCs w:val="24"/>
+          <w14:ligatures w14:val="none"/>
+        </w:rPr>
+        <w:lastRenderedPageBreak/>
+        <w:t xml:space="preserve">PART </w:t>
+      </w:r>
+      <w:r>
+        <w:rPr>
+          <w:rFonts w:ascii="Times New Roman" w:eastAsia="標楷體" w:hAnsi="Times New Roman" w:cs="Times New Roman" w:hint="eastAsia"/>
+          <w:noProof/>
+          <w:kern w:val="0"/>
+          <w:sz w:val="24"/>
+          <w:szCs w:val="24"/>
+          <w14:ligatures w14:val="none"/>
+        </w:rPr>
+        <w:t>II</w:t>
+      </w:r>
+    </w:p>
+    <w:p>
+      <w:pPr>
+        <w:pStyle w:val="a9"/>
+        <w:numPr>
+          <w:ilvl w:val="0"/>
+          <w:numId w:val="13"/>
+        </w:numPr>
+        <w:jc w:val="both"/>
+        <w:rPr>
+          <w:rFonts w:ascii="Times New Roman" w:eastAsia="標楷體" w:hAnsi="Times New Roman" w:cs="Times New Roman"/>
           <w:kern w:val="0"/>
           <w:sz w:val="24"/>
           <w:szCs w:val="24"/>

--- a/instructions/PA2/RTOS_M11407509_PA2.docx
+++ b/instructions/PA2/RTOS_M11407509_PA2.docx
@@ -449,6 +449,46 @@
           <w:sz w:val="24"/>
           <w:szCs w:val="24"/>
         </w:rPr>
+        <w:t>首先</w:t>
+      </w:r>
+      <w:r>
+        <w:rPr>
+          <w:rFonts w:ascii="Times New Roman" w:eastAsia="標楷體" w:hAnsi="Times New Roman" w:cs="Times New Roman" w:hint="eastAsia"/>
+          <w:color w:val="000000"/>
+          <w:kern w:val="0"/>
+          <w:sz w:val="24"/>
+          <w:szCs w:val="24"/>
+        </w:rPr>
+        <w:t>過濾非就緒狀態或未參與</w:t>
+      </w:r>
+      <w:r>
+        <w:rPr>
+          <w:rFonts w:ascii="Times New Roman" w:eastAsia="標楷體" w:hAnsi="Times New Roman" w:cs="Times New Roman" w:hint="eastAsia"/>
+          <w:color w:val="000000"/>
+          <w:kern w:val="0"/>
+          <w:sz w:val="24"/>
+          <w:szCs w:val="24"/>
+        </w:rPr>
+        <w:t>排程</w:t>
+      </w:r>
+      <w:r>
+        <w:rPr>
+          <w:rFonts w:ascii="Times New Roman" w:eastAsia="標楷體" w:hAnsi="Times New Roman" w:cs="Times New Roman" w:hint="eastAsia"/>
+          <w:color w:val="000000"/>
+          <w:kern w:val="0"/>
+          <w:sz w:val="24"/>
+          <w:szCs w:val="24"/>
+        </w:rPr>
+        <w:t>的任務，僅比較可執行且具截止時間的任務</w:t>
+      </w:r>
+      <w:r>
+        <w:rPr>
+          <w:rFonts w:ascii="Times New Roman" w:eastAsia="標楷體" w:hAnsi="Times New Roman" w:cs="Times New Roman" w:hint="eastAsia"/>
+          <w:color w:val="000000"/>
+          <w:kern w:val="0"/>
+          <w:sz w:val="24"/>
+          <w:szCs w:val="24"/>
+        </w:rPr>
         <w:t>遍歷所有已到達執行時間的任務，找出截止時間最早的任務並指派為最高可執行優先權；若</w:t>
       </w:r>
       <w:r>
@@ -514,10 +554,10 @@
           <w14:ligatures w14:val="none"/>
         </w:rPr>
         <w:drawing>
-          <wp:inline distT="0" distB="0" distL="0" distR="0" wp14:anchorId="7F44A37C" wp14:editId="187BF6A1">
-            <wp:extent cx="4911436" cy="5208417"/>
+          <wp:inline distT="0" distB="0" distL="0" distR="0" wp14:anchorId="32BE58BA" wp14:editId="09714C24">
+            <wp:extent cx="4973261" cy="4930140"/>
             <wp:effectExtent l="0" t="0" r="0" b="0"/>
-            <wp:docPr id="1655996042" name="圖片 2"/>
+            <wp:docPr id="554957261" name="圖片 1"/>
             <wp:cNvGraphicFramePr>
               <a:graphicFrameLocks xmlns:a="http://schemas.openxmlformats.org/drawingml/2006/main" noChangeAspect="1"/>
             </wp:cNvGraphicFramePr>
@@ -525,7 +565,7 @@
               <a:graphicData uri="http://schemas.openxmlformats.org/drawingml/2006/picture">
                 <pic:pic xmlns:pic="http://schemas.openxmlformats.org/drawingml/2006/picture">
                   <pic:nvPicPr>
-                    <pic:cNvPr id="0" name="Picture 2"/>
+                    <pic:cNvPr id="0" name="Picture 1"/>
                     <pic:cNvPicPr>
                       <a:picLocks noChangeAspect="1" noChangeArrowheads="1"/>
                     </pic:cNvPicPr>
@@ -546,7 +586,7 @@
                   <pic:spPr bwMode="auto">
                     <a:xfrm>
                       <a:off x="0" y="0"/>
-                      <a:ext cx="4917329" cy="5214667"/>
+                      <a:ext cx="4978296" cy="4935131"/>
                     </a:xfrm>
                     <a:prstGeom prst="rect">
                       <a:avLst/>
@@ -633,7 +673,1080 @@
           <w:szCs w:val="24"/>
           <w14:ligatures w14:val="none"/>
         </w:rPr>
-        <w:t>"Micrium/Software/uCOS-II/Source/ucos_ii.h"</w:t>
+        <w:t>"</w:t>
+      </w:r>
+      <w:r>
+        <w:rPr>
+          <w:rFonts w:ascii="Times New Roman" w:eastAsia="標楷體" w:hAnsi="Times New Roman" w:cs="Times New Roman" w:hint="eastAsia"/>
+          <w:kern w:val="0"/>
+          <w:sz w:val="24"/>
+          <w:szCs w:val="24"/>
+          <w14:ligatures w14:val="none"/>
+        </w:rPr>
+        <w:t xml:space="preserve"> </w:t>
+      </w:r>
+      <w:r>
+        <w:rPr>
+          <w:rFonts w:ascii="Times New Roman" w:eastAsia="標楷體" w:hAnsi="Times New Roman" w:cs="Times New Roman"/>
+          <w:kern w:val="0"/>
+          <w:sz w:val="24"/>
+          <w:szCs w:val="24"/>
+          <w14:ligatures w14:val="none"/>
+        </w:rPr>
+        <w:t>Micrium/Software/uCOS-II/Source/ucos_ii.h</w:t>
+      </w:r>
+      <w:r>
+        <w:rPr>
+          <w:rFonts w:ascii="Times New Roman" w:eastAsia="標楷體" w:hAnsi="Times New Roman" w:cs="Times New Roman" w:hint="eastAsia"/>
+          <w:kern w:val="0"/>
+          <w:sz w:val="24"/>
+          <w:szCs w:val="24"/>
+          <w14:ligatures w14:val="none"/>
+        </w:rPr>
+        <w:t xml:space="preserve"> "</w:t>
+      </w:r>
+      <w:r>
+        <w:rPr>
+          <w:rFonts w:ascii="Times New Roman" w:eastAsia="標楷體" w:hAnsi="Times New Roman" w:cs="Times New Roman" w:hint="eastAsia"/>
+          <w:kern w:val="0"/>
+          <w:sz w:val="24"/>
+          <w:szCs w:val="24"/>
+          <w14:ligatures w14:val="none"/>
+        </w:rPr>
+        <w:t>新增</w:t>
+      </w:r>
+      <w:r>
+        <w:rPr>
+          <w:rFonts w:ascii="Times New Roman" w:eastAsia="標楷體" w:hAnsi="Times New Roman" w:cs="Times New Roman"/>
+          <w:kern w:val="0"/>
+          <w:sz w:val="24"/>
+          <w:szCs w:val="24"/>
+          <w14:ligatures w14:val="none"/>
+        </w:rPr>
+        <w:t>aperiodic_task_para_set</w:t>
+      </w:r>
+      <w:proofErr w:type="gramStart"/>
+      <w:r>
+        <w:rPr>
+          <w:rFonts w:ascii="Times New Roman" w:eastAsia="標楷體" w:hAnsi="Times New Roman" w:cs="Times New Roman" w:hint="eastAsia"/>
+          <w:kern w:val="0"/>
+          <w:sz w:val="24"/>
+          <w:szCs w:val="24"/>
+          <w14:ligatures w14:val="none"/>
+        </w:rPr>
+        <w:t>用於存非週期</w:t>
+      </w:r>
+      <w:proofErr w:type="gramEnd"/>
+      <w:r>
+        <w:rPr>
+          <w:rFonts w:ascii="Times New Roman" w:eastAsia="標楷體" w:hAnsi="Times New Roman" w:cs="Times New Roman" w:hint="eastAsia"/>
+          <w:kern w:val="0"/>
+          <w:sz w:val="24"/>
+          <w:szCs w:val="24"/>
+          <w14:ligatures w14:val="none"/>
+        </w:rPr>
+        <w:t>性任務；</w:t>
+      </w:r>
+      <w:r>
+        <w:rPr>
+          <w:rFonts w:ascii="Times New Roman" w:eastAsia="標楷體" w:hAnsi="Times New Roman" w:cs="Times New Roman" w:hint="eastAsia"/>
+          <w:kern w:val="0"/>
+          <w:sz w:val="24"/>
+          <w:szCs w:val="24"/>
+          <w14:ligatures w14:val="none"/>
+        </w:rPr>
+        <w:t>新增</w:t>
+      </w:r>
+      <w:r>
+        <w:rPr>
+          <w:rFonts w:ascii="Times New Roman" w:eastAsia="標楷體" w:hAnsi="Times New Roman" w:cs="Times New Roman"/>
+          <w:kern w:val="0"/>
+          <w:sz w:val="24"/>
+          <w:szCs w:val="24"/>
+          <w14:ligatures w14:val="none"/>
+        </w:rPr>
+        <w:t>APERIODIC_TASK_NUMBER</w:t>
+      </w:r>
+      <w:proofErr w:type="gramStart"/>
+      <w:r>
+        <w:rPr>
+          <w:rFonts w:ascii="Times New Roman" w:eastAsia="標楷體" w:hAnsi="Times New Roman" w:cs="Times New Roman" w:hint="eastAsia"/>
+          <w:kern w:val="0"/>
+          <w:sz w:val="24"/>
+          <w:szCs w:val="24"/>
+          <w14:ligatures w14:val="none"/>
+        </w:rPr>
+        <w:t>存非週期</w:t>
+      </w:r>
+      <w:proofErr w:type="gramEnd"/>
+      <w:r>
+        <w:rPr>
+          <w:rFonts w:ascii="Times New Roman" w:eastAsia="標楷體" w:hAnsi="Times New Roman" w:cs="Times New Roman" w:hint="eastAsia"/>
+          <w:kern w:val="0"/>
+          <w:sz w:val="24"/>
+          <w:szCs w:val="24"/>
+          <w14:ligatures w14:val="none"/>
+        </w:rPr>
+        <w:t>性任務</w:t>
+      </w:r>
+      <w:r>
+        <w:rPr>
+          <w:rFonts w:ascii="Times New Roman" w:eastAsia="標楷體" w:hAnsi="Times New Roman" w:cs="Times New Roman" w:hint="eastAsia"/>
+          <w:kern w:val="0"/>
+          <w:sz w:val="24"/>
+          <w:szCs w:val="24"/>
+          <w14:ligatures w14:val="none"/>
+        </w:rPr>
+        <w:t>數量；新增</w:t>
+      </w:r>
+      <w:r>
+        <w:rPr>
+          <w:rFonts w:ascii="Times New Roman" w:eastAsia="標楷體" w:hAnsi="Times New Roman" w:cs="Times New Roman"/>
+          <w:kern w:val="0"/>
+          <w:sz w:val="24"/>
+          <w:szCs w:val="24"/>
+          <w14:ligatures w14:val="none"/>
+        </w:rPr>
+        <w:t>InputAperiodicjobsFile</w:t>
+      </w:r>
+      <w:r>
+        <w:rPr>
+          <w:rFonts w:ascii="Times New Roman" w:eastAsia="標楷體" w:hAnsi="Times New Roman" w:cs="Times New Roman" w:hint="eastAsia"/>
+          <w:kern w:val="0"/>
+          <w:sz w:val="24"/>
+          <w:szCs w:val="24"/>
+          <w14:ligatures w14:val="none"/>
+        </w:rPr>
+        <w:t>()</w:t>
+      </w:r>
+      <w:r>
+        <w:rPr>
+          <w:rFonts w:ascii="Times New Roman" w:eastAsia="標楷體" w:hAnsi="Times New Roman" w:cs="Times New Roman" w:hint="eastAsia"/>
+          <w:kern w:val="0"/>
+          <w:sz w:val="24"/>
+          <w:szCs w:val="24"/>
+          <w14:ligatures w14:val="none"/>
+        </w:rPr>
+        <w:t>函式讀取</w:t>
+      </w:r>
+      <w:r>
+        <w:rPr>
+          <w:rFonts w:ascii="Times New Roman" w:eastAsia="標楷體" w:hAnsi="Times New Roman" w:cs="Times New Roman" w:hint="eastAsia"/>
+          <w:kern w:val="0"/>
+          <w:sz w:val="24"/>
+          <w:szCs w:val="24"/>
+          <w14:ligatures w14:val="none"/>
+        </w:rPr>
+        <w:t>非週期性任務</w:t>
+      </w:r>
+      <w:r>
+        <w:rPr>
+          <w:rFonts w:ascii="Times New Roman" w:eastAsia="標楷體" w:hAnsi="Times New Roman" w:cs="Times New Roman" w:hint="eastAsia"/>
+          <w:kern w:val="0"/>
+          <w:sz w:val="24"/>
+          <w:szCs w:val="24"/>
+          <w14:ligatures w14:val="none"/>
+        </w:rPr>
+        <w:t>檔案</w:t>
+      </w:r>
+      <w:r>
+        <w:rPr>
+          <w:rFonts w:ascii="Times New Roman" w:eastAsia="標楷體" w:hAnsi="Times New Roman" w:cs="Times New Roman" w:hint="eastAsia"/>
+          <w:color w:val="000000"/>
+          <w:kern w:val="0"/>
+          <w:sz w:val="24"/>
+          <w:szCs w:val="24"/>
+        </w:rPr>
+        <w:t>。</w:t>
+      </w:r>
+    </w:p>
+    <w:p>
+      <w:pPr>
+        <w:jc w:val="center"/>
+        <w:rPr>
+          <w:rFonts w:ascii="Times New Roman" w:eastAsia="標楷體" w:hAnsi="Times New Roman" w:cs="Times New Roman"/>
+          <w:kern w:val="0"/>
+          <w:sz w:val="24"/>
+          <w:szCs w:val="24"/>
+          <w14:ligatures w14:val="none"/>
+        </w:rPr>
+      </w:pPr>
+      <w:r>
+        <w:rPr>
+          <w:noProof/>
+        </w:rPr>
+        <w:drawing>
+          <wp:inline distT="0" distB="0" distL="0" distR="0" wp14:anchorId="3CD3AC27" wp14:editId="3FF74ECE">
+            <wp:extent cx="2400300" cy="2263252"/>
+            <wp:effectExtent l="0" t="0" r="0" b="0"/>
+            <wp:docPr id="664740190" name="圖片 3"/>
+            <wp:cNvGraphicFramePr>
+              <a:graphicFrameLocks xmlns:a="http://schemas.openxmlformats.org/drawingml/2006/main" noChangeAspect="1"/>
+            </wp:cNvGraphicFramePr>
+            <a:graphic xmlns:a="http://schemas.openxmlformats.org/drawingml/2006/main">
+              <a:graphicData uri="http://schemas.openxmlformats.org/drawingml/2006/picture">
+                <pic:pic xmlns:pic="http://schemas.openxmlformats.org/drawingml/2006/picture">
+                  <pic:nvPicPr>
+                    <pic:cNvPr id="0" name="Picture 3"/>
+                    <pic:cNvPicPr>
+                      <a:picLocks noChangeAspect="1" noChangeArrowheads="1"/>
+                    </pic:cNvPicPr>
+                  </pic:nvPicPr>
+                  <pic:blipFill>
+                    <a:blip r:embed="rId7">
+                      <a:extLst>
+                        <a:ext uri="{28A0092B-C50C-407E-A947-70E740481C1C}">
+                          <a14:useLocalDpi xmlns:a14="http://schemas.microsoft.com/office/drawing/2010/main" val="0"/>
+                        </a:ext>
+                      </a:extLst>
+                    </a:blip>
+                    <a:srcRect/>
+                    <a:stretch>
+                      <a:fillRect/>
+                    </a:stretch>
+                  </pic:blipFill>
+                  <pic:spPr bwMode="auto">
+                    <a:xfrm>
+                      <a:off x="0" y="0"/>
+                      <a:ext cx="2410299" cy="2272680"/>
+                    </a:xfrm>
+                    <a:prstGeom prst="rect">
+                      <a:avLst/>
+                    </a:prstGeom>
+                    <a:noFill/>
+                    <a:ln>
+                      <a:noFill/>
+                    </a:ln>
+                  </pic:spPr>
+                </pic:pic>
+              </a:graphicData>
+            </a:graphic>
+          </wp:inline>
+        </w:drawing>
+      </w:r>
+    </w:p>
+    <w:p>
+      <w:pPr>
+        <w:pStyle w:val="a9"/>
+        <w:numPr>
+          <w:ilvl w:val="0"/>
+          <w:numId w:val="17"/>
+        </w:numPr>
+        <w:rPr>
+          <w:rFonts w:ascii="Times New Roman" w:eastAsia="標楷體" w:hAnsi="Times New Roman" w:cs="Times New Roman"/>
+          <w:kern w:val="0"/>
+          <w:sz w:val="24"/>
+          <w:szCs w:val="24"/>
+          <w14:ligatures w14:val="none"/>
+        </w:rPr>
+      </w:pPr>
+      <w:r>
+        <w:rPr>
+          <w:rFonts w:ascii="標楷體" w:eastAsia="標楷體" w:hAnsi="標楷體" w:cs="新細明體" w:hint="eastAsia"/>
+          <w:kern w:val="0"/>
+          <w:sz w:val="24"/>
+          <w:szCs w:val="24"/>
+          <w14:ligatures w14:val="none"/>
+        </w:rPr>
+        <w:t>在</w:t>
+      </w:r>
+      <w:r>
+        <w:rPr>
+          <w:rFonts w:ascii="Times New Roman" w:eastAsia="標楷體" w:hAnsi="Times New Roman" w:cs="Times New Roman"/>
+          <w:kern w:val="0"/>
+          <w:sz w:val="24"/>
+          <w:szCs w:val="24"/>
+          <w14:ligatures w14:val="none"/>
+        </w:rPr>
+        <w:t>"</w:t>
+      </w:r>
+      <w:r>
+        <w:rPr>
+          <w:rFonts w:ascii="Times New Roman" w:eastAsia="標楷體" w:hAnsi="Times New Roman" w:cs="Times New Roman"/>
+          <w:kern w:val="0"/>
+          <w:sz w:val="24"/>
+          <w:szCs w:val="24"/>
+          <w14:ligatures w14:val="none"/>
+        </w:rPr>
+        <w:t>Microsoft/Windows/Kernel/OS2/app_hooks.c</w:t>
+      </w:r>
+      <w:r>
+        <w:rPr>
+          <w:rFonts w:ascii="Times New Roman" w:eastAsia="標楷體" w:hAnsi="Times New Roman" w:cs="Times New Roman" w:hint="eastAsia"/>
+          <w:kern w:val="0"/>
+          <w:sz w:val="24"/>
+          <w:szCs w:val="24"/>
+          <w14:ligatures w14:val="none"/>
+        </w:rPr>
+        <w:t>"</w:t>
+      </w:r>
+    </w:p>
+    <w:p>
+      <w:pPr>
+        <w:pStyle w:val="a9"/>
+        <w:numPr>
+          <w:ilvl w:val="1"/>
+          <w:numId w:val="17"/>
+        </w:numPr>
+        <w:rPr>
+          <w:rFonts w:ascii="Times New Roman" w:eastAsia="標楷體" w:hAnsi="Times New Roman" w:cs="Times New Roman"/>
+          <w:kern w:val="0"/>
+          <w:sz w:val="24"/>
+          <w:szCs w:val="24"/>
+          <w14:ligatures w14:val="none"/>
+        </w:rPr>
+      </w:pPr>
+      <w:r>
+        <w:rPr>
+          <w:rFonts w:ascii="Times New Roman" w:eastAsia="標楷體" w:hAnsi="Times New Roman" w:cs="Times New Roman"/>
+          <w:kern w:val="0"/>
+          <w:sz w:val="24"/>
+          <w:szCs w:val="24"/>
+          <w14:ligatures w14:val="none"/>
+        </w:rPr>
+        <w:t>InputFile()</w:t>
+      </w:r>
+      <w:r>
+        <w:rPr>
+          <w:rFonts w:ascii="Times New Roman" w:eastAsia="標楷體" w:hAnsi="Times New Roman" w:cs="Times New Roman" w:hint="eastAsia"/>
+          <w:kern w:val="0"/>
+          <w:sz w:val="24"/>
+          <w:szCs w:val="24"/>
+          <w14:ligatures w14:val="none"/>
+        </w:rPr>
+        <w:t>:</w:t>
+      </w:r>
+      <w:r>
+        <w:rPr>
+          <w:rFonts w:ascii="Times New Roman" w:eastAsia="標楷體" w:hAnsi="Times New Roman" w:cs="Times New Roman" w:hint="eastAsia"/>
+          <w:kern w:val="0"/>
+          <w:sz w:val="24"/>
+          <w:szCs w:val="24"/>
+          <w14:ligatures w14:val="none"/>
+        </w:rPr>
+        <w:t>如果輸入</w:t>
+      </w:r>
+      <w:r>
+        <w:rPr>
+          <w:rFonts w:ascii="Times New Roman" w:eastAsia="標楷體" w:hAnsi="Times New Roman" w:cs="Times New Roman" w:hint="eastAsia"/>
+          <w:kern w:val="0"/>
+          <w:sz w:val="24"/>
+          <w:szCs w:val="24"/>
+          <w14:ligatures w14:val="none"/>
+        </w:rPr>
+        <w:t>沒有</w:t>
+      </w:r>
+      <w:r>
+        <w:rPr>
+          <w:rFonts w:ascii="Times New Roman" w:eastAsia="標楷體" w:hAnsi="Times New Roman" w:cs="Times New Roman" w:hint="eastAsia"/>
+          <w:kern w:val="0"/>
+          <w:sz w:val="24"/>
+          <w:szCs w:val="24"/>
+          <w14:ligatures w14:val="none"/>
+        </w:rPr>
+        <w:t>第三項，代表是</w:t>
+      </w:r>
+      <w:r>
+        <w:rPr>
+          <w:rFonts w:ascii="Times New Roman" w:eastAsia="標楷體" w:hAnsi="Times New Roman" w:cs="Times New Roman" w:hint="eastAsia"/>
+          <w:kern w:val="0"/>
+          <w:sz w:val="24"/>
+          <w:szCs w:val="24"/>
+          <w14:ligatures w14:val="none"/>
+        </w:rPr>
+        <w:t>CUS</w:t>
+      </w:r>
+      <w:r>
+        <w:rPr>
+          <w:rFonts w:ascii="Times New Roman" w:eastAsia="標楷體" w:hAnsi="Times New Roman" w:cs="Times New Roman" w:hint="eastAsia"/>
+          <w:kern w:val="0"/>
+          <w:sz w:val="24"/>
+          <w:szCs w:val="24"/>
+          <w14:ligatures w14:val="none"/>
+        </w:rPr>
+        <w:t>，並進行初始化設定。</w:t>
+      </w:r>
+      <w:r>
+        <w:rPr>
+          <w:rFonts w:ascii="Times New Roman" w:eastAsia="標楷體" w:hAnsi="Times New Roman" w:cs="Times New Roman" w:hint="eastAsia"/>
+          <w:kern w:val="0"/>
+          <w:sz w:val="24"/>
+          <w:szCs w:val="24"/>
+          <w14:ligatures w14:val="none"/>
+        </w:rPr>
+        <w:t xml:space="preserve"> </w:t>
+      </w:r>
+    </w:p>
+    <w:p>
+      <w:pPr>
+        <w:jc w:val="center"/>
+        <w:rPr>
+          <w:rFonts w:ascii="Times New Roman" w:eastAsia="標楷體" w:hAnsi="Times New Roman" w:cs="Times New Roman"/>
+          <w:kern w:val="0"/>
+          <w:sz w:val="24"/>
+          <w:szCs w:val="24"/>
+          <w14:ligatures w14:val="none"/>
+        </w:rPr>
+      </w:pPr>
+      <w:r>
+        <w:rPr>
+          <w:rFonts w:hint="eastAsia"/>
+          <w:noProof/>
+        </w:rPr>
+        <w:drawing>
+          <wp:inline distT="0" distB="0" distL="0" distR="0" wp14:anchorId="5B18C30A" wp14:editId="2A2383C9">
+            <wp:extent cx="2667000" cy="979188"/>
+            <wp:effectExtent l="0" t="0" r="0" b="0"/>
+            <wp:docPr id="1005381615" name="圖片 4"/>
+            <wp:cNvGraphicFramePr>
+              <a:graphicFrameLocks xmlns:a="http://schemas.openxmlformats.org/drawingml/2006/main" noChangeAspect="1"/>
+            </wp:cNvGraphicFramePr>
+            <a:graphic xmlns:a="http://schemas.openxmlformats.org/drawingml/2006/main">
+              <a:graphicData uri="http://schemas.openxmlformats.org/drawingml/2006/picture">
+                <pic:pic xmlns:pic="http://schemas.openxmlformats.org/drawingml/2006/picture">
+                  <pic:nvPicPr>
+                    <pic:cNvPr id="0" name="Picture 4"/>
+                    <pic:cNvPicPr>
+                      <a:picLocks noChangeAspect="1" noChangeArrowheads="1"/>
+                    </pic:cNvPicPr>
+                  </pic:nvPicPr>
+                  <pic:blipFill>
+                    <a:blip r:embed="rId8">
+                      <a:extLst>
+                        <a:ext uri="{28A0092B-C50C-407E-A947-70E740481C1C}">
+                          <a14:useLocalDpi xmlns:a14="http://schemas.microsoft.com/office/drawing/2010/main" val="0"/>
+                        </a:ext>
+                      </a:extLst>
+                    </a:blip>
+                    <a:srcRect/>
+                    <a:stretch>
+                      <a:fillRect/>
+                    </a:stretch>
+                  </pic:blipFill>
+                  <pic:spPr bwMode="auto">
+                    <a:xfrm>
+                      <a:off x="0" y="0"/>
+                      <a:ext cx="2700930" cy="991645"/>
+                    </a:xfrm>
+                    <a:prstGeom prst="rect">
+                      <a:avLst/>
+                    </a:prstGeom>
+                    <a:noFill/>
+                    <a:ln>
+                      <a:noFill/>
+                    </a:ln>
+                  </pic:spPr>
+                </pic:pic>
+              </a:graphicData>
+            </a:graphic>
+          </wp:inline>
+        </w:drawing>
+      </w:r>
+    </w:p>
+    <w:p>
+      <w:pPr>
+        <w:pStyle w:val="a9"/>
+        <w:numPr>
+          <w:ilvl w:val="1"/>
+          <w:numId w:val="17"/>
+        </w:numPr>
+        <w:rPr>
+          <w:rFonts w:ascii="Times New Roman" w:eastAsia="標楷體" w:hAnsi="Times New Roman" w:cs="Times New Roman"/>
+          <w:kern w:val="0"/>
+          <w:sz w:val="24"/>
+          <w:szCs w:val="24"/>
+          <w14:ligatures w14:val="none"/>
+        </w:rPr>
+      </w:pPr>
+      <w:r>
+        <w:rPr>
+          <w:rFonts w:ascii="Times New Roman" w:eastAsia="標楷體" w:hAnsi="Times New Roman" w:cs="Times New Roman"/>
+          <w:kern w:val="0"/>
+          <w:sz w:val="24"/>
+          <w:szCs w:val="24"/>
+          <w14:ligatures w14:val="none"/>
+        </w:rPr>
+        <w:t>InputAperiodicjobsFile()</w:t>
+      </w:r>
+      <w:r>
+        <w:rPr>
+          <w:rFonts w:ascii="Times New Roman" w:eastAsia="標楷體" w:hAnsi="Times New Roman" w:cs="Times New Roman" w:hint="eastAsia"/>
+          <w:kern w:val="0"/>
+          <w:sz w:val="24"/>
+          <w:szCs w:val="24"/>
+          <w14:ligatures w14:val="none"/>
+        </w:rPr>
+        <w:t>:</w:t>
+      </w:r>
+      <w:r>
+        <w:rPr>
+          <w:rFonts w:ascii="Times New Roman" w:eastAsia="標楷體" w:hAnsi="Times New Roman" w:cs="Times New Roman" w:hint="eastAsia"/>
+          <w:kern w:val="0"/>
+          <w:sz w:val="24"/>
+          <w:szCs w:val="24"/>
+          <w14:ligatures w14:val="none"/>
+        </w:rPr>
+        <w:t>改寫自</w:t>
+      </w:r>
+      <w:r>
+        <w:rPr>
+          <w:rFonts w:ascii="Times New Roman" w:eastAsia="標楷體" w:hAnsi="Times New Roman" w:cs="Times New Roman"/>
+          <w:kern w:val="0"/>
+          <w:sz w:val="24"/>
+          <w:szCs w:val="24"/>
+          <w14:ligatures w14:val="none"/>
+        </w:rPr>
+        <w:t>InputFile</w:t>
+      </w:r>
+      <w:r>
+        <w:rPr>
+          <w:rFonts w:ascii="Times New Roman" w:eastAsia="標楷體" w:hAnsi="Times New Roman" w:cs="Times New Roman" w:hint="eastAsia"/>
+          <w:kern w:val="0"/>
+          <w:sz w:val="24"/>
+          <w:szCs w:val="24"/>
+          <w14:ligatures w14:val="none"/>
+        </w:rPr>
+        <w:t>()</w:t>
+      </w:r>
+      <w:r>
+        <w:rPr>
+          <w:rFonts w:ascii="Times New Roman" w:eastAsia="標楷體" w:hAnsi="Times New Roman" w:cs="Times New Roman" w:hint="eastAsia"/>
+          <w:kern w:val="0"/>
+          <w:sz w:val="24"/>
+          <w:szCs w:val="24"/>
+          <w14:ligatures w14:val="none"/>
+        </w:rPr>
+        <w:t>，用於讀入非週期性任務。</w:t>
+      </w:r>
+    </w:p>
+    <w:p>
+      <w:pPr>
+        <w:ind w:left="480"/>
+        <w:jc w:val="center"/>
+        <w:rPr>
+          <w:rFonts w:ascii="Times New Roman" w:eastAsia="標楷體" w:hAnsi="Times New Roman" w:cs="Times New Roman"/>
+          <w:kern w:val="0"/>
+          <w:sz w:val="24"/>
+          <w:szCs w:val="24"/>
+          <w14:ligatures w14:val="none"/>
+        </w:rPr>
+      </w:pPr>
+      <w:r>
+        <w:rPr>
+          <w:noProof/>
+        </w:rPr>
+        <w:drawing>
+          <wp:inline distT="0" distB="0" distL="0" distR="0" wp14:anchorId="0EE445E6" wp14:editId="0480FE6E">
+            <wp:extent cx="3970020" cy="3774961"/>
+            <wp:effectExtent l="0" t="0" r="0" b="0"/>
+            <wp:docPr id="1700880076" name="圖片 5"/>
+            <wp:cNvGraphicFramePr>
+              <a:graphicFrameLocks xmlns:a="http://schemas.openxmlformats.org/drawingml/2006/main" noChangeAspect="1"/>
+            </wp:cNvGraphicFramePr>
+            <a:graphic xmlns:a="http://schemas.openxmlformats.org/drawingml/2006/main">
+              <a:graphicData uri="http://schemas.openxmlformats.org/drawingml/2006/picture">
+                <pic:pic xmlns:pic="http://schemas.openxmlformats.org/drawingml/2006/picture">
+                  <pic:nvPicPr>
+                    <pic:cNvPr id="0" name="Picture 5"/>
+                    <pic:cNvPicPr>
+                      <a:picLocks noChangeAspect="1" noChangeArrowheads="1"/>
+                    </pic:cNvPicPr>
+                  </pic:nvPicPr>
+                  <pic:blipFill>
+                    <a:blip r:embed="rId9">
+                      <a:extLst>
+                        <a:ext uri="{28A0092B-C50C-407E-A947-70E740481C1C}">
+                          <a14:useLocalDpi xmlns:a14="http://schemas.microsoft.com/office/drawing/2010/main" val="0"/>
+                        </a:ext>
+                      </a:extLst>
+                    </a:blip>
+                    <a:srcRect/>
+                    <a:stretch>
+                      <a:fillRect/>
+                    </a:stretch>
+                  </pic:blipFill>
+                  <pic:spPr bwMode="auto">
+                    <a:xfrm>
+                      <a:off x="0" y="0"/>
+                      <a:ext cx="3979671" cy="3784138"/>
+                    </a:xfrm>
+                    <a:prstGeom prst="rect">
+                      <a:avLst/>
+                    </a:prstGeom>
+                    <a:noFill/>
+                    <a:ln>
+                      <a:noFill/>
+                    </a:ln>
+                  </pic:spPr>
+                </pic:pic>
+              </a:graphicData>
+            </a:graphic>
+          </wp:inline>
+        </w:drawing>
+      </w:r>
+    </w:p>
+    <w:p>
+      <w:pPr>
+        <w:pStyle w:val="a9"/>
+        <w:numPr>
+          <w:ilvl w:val="1"/>
+          <w:numId w:val="17"/>
+        </w:numPr>
+        <w:jc w:val="both"/>
+        <w:rPr>
+          <w:rFonts w:ascii="Times New Roman" w:eastAsia="標楷體" w:hAnsi="Times New Roman" w:cs="Times New Roman"/>
+          <w:kern w:val="0"/>
+          <w:sz w:val="24"/>
+          <w:szCs w:val="24"/>
+          <w14:ligatures w14:val="none"/>
+        </w:rPr>
+      </w:pPr>
+      <w:r>
+        <w:rPr>
+          <w:rFonts w:ascii="Times New Roman" w:eastAsia="標楷體" w:hAnsi="Times New Roman" w:cs="Times New Roman"/>
+          <w:kern w:val="0"/>
+          <w:sz w:val="24"/>
+          <w:szCs w:val="24"/>
+          <w14:ligatures w14:val="none"/>
+        </w:rPr>
+        <w:lastRenderedPageBreak/>
+        <w:t>App_TimeTickHook</w:t>
+      </w:r>
+      <w:r>
+        <w:rPr>
+          <w:rFonts w:ascii="Times New Roman" w:eastAsia="標楷體" w:hAnsi="Times New Roman" w:cs="Times New Roman" w:hint="eastAsia"/>
+          <w:kern w:val="0"/>
+          <w:sz w:val="24"/>
+          <w:szCs w:val="24"/>
+          <w14:ligatures w14:val="none"/>
+        </w:rPr>
+        <w:t>():</w:t>
+      </w:r>
+      <w:r>
+        <w:rPr>
+          <w:rFonts w:ascii="Times New Roman" w:eastAsia="標楷體" w:hAnsi="Times New Roman" w:cs="Times New Roman" w:hint="eastAsia"/>
+          <w:kern w:val="0"/>
+          <w:sz w:val="24"/>
+          <w:szCs w:val="24"/>
+          <w14:ligatures w14:val="none"/>
+        </w:rPr>
+        <w:t>程式用於</w:t>
+      </w:r>
+      <w:r>
+        <w:rPr>
+          <w:rFonts w:ascii="Times New Roman" w:eastAsia="標楷體" w:hAnsi="Times New Roman" w:cs="Times New Roman" w:hint="eastAsia"/>
+          <w:kern w:val="0"/>
+          <w:sz w:val="24"/>
+          <w:szCs w:val="24"/>
+          <w14:ligatures w14:val="none"/>
+        </w:rPr>
+        <w:t>處理</w:t>
+      </w:r>
+      <w:r>
+        <w:rPr>
+          <w:rFonts w:ascii="Times New Roman" w:eastAsia="標楷體" w:hAnsi="Times New Roman" w:cs="Times New Roman" w:hint="eastAsia"/>
+          <w:kern w:val="0"/>
+          <w:sz w:val="24"/>
+          <w:szCs w:val="24"/>
+          <w14:ligatures w14:val="none"/>
+        </w:rPr>
+        <w:t xml:space="preserve"> CUS</w:t>
+      </w:r>
+      <w:r>
+        <w:rPr>
+          <w:rFonts w:ascii="Times New Roman" w:eastAsia="標楷體" w:hAnsi="Times New Roman" w:cs="Times New Roman" w:hint="eastAsia"/>
+          <w:kern w:val="0"/>
+          <w:sz w:val="24"/>
+          <w:szCs w:val="24"/>
+          <w14:ligatures w14:val="none"/>
+        </w:rPr>
+        <w:t>對非週期</w:t>
+      </w:r>
+      <w:r>
+        <w:rPr>
+          <w:rFonts w:ascii="Times New Roman" w:eastAsia="標楷體" w:hAnsi="Times New Roman" w:cs="Times New Roman" w:hint="eastAsia"/>
+          <w:kern w:val="0"/>
+          <w:sz w:val="24"/>
+          <w:szCs w:val="24"/>
+          <w14:ligatures w14:val="none"/>
+        </w:rPr>
+        <w:t>性</w:t>
+      </w:r>
+      <w:r>
+        <w:rPr>
+          <w:rFonts w:ascii="Times New Roman" w:eastAsia="標楷體" w:hAnsi="Times New Roman" w:cs="Times New Roman" w:hint="eastAsia"/>
+          <w:kern w:val="0"/>
+          <w:sz w:val="24"/>
+          <w:szCs w:val="24"/>
+          <w14:ligatures w14:val="none"/>
+        </w:rPr>
+        <w:t>任務的排程：每次時間到達時計算新到達的任務，若目前沒有執行中的非週期</w:t>
+      </w:r>
+      <w:r>
+        <w:rPr>
+          <w:rFonts w:ascii="Times New Roman" w:eastAsia="標楷體" w:hAnsi="Times New Roman" w:cs="Times New Roman" w:hint="eastAsia"/>
+          <w:kern w:val="0"/>
+          <w:sz w:val="24"/>
+          <w:szCs w:val="24"/>
+          <w14:ligatures w14:val="none"/>
+        </w:rPr>
+        <w:t>性</w:t>
+      </w:r>
+      <w:r>
+        <w:rPr>
+          <w:rFonts w:ascii="Times New Roman" w:eastAsia="標楷體" w:hAnsi="Times New Roman" w:cs="Times New Roman" w:hint="eastAsia"/>
+          <w:kern w:val="0"/>
+          <w:sz w:val="24"/>
+          <w:szCs w:val="24"/>
+          <w14:ligatures w14:val="none"/>
+        </w:rPr>
+        <w:t>任務且新的任務能在其絕對截止時間內完成，則更新</w:t>
+      </w:r>
+      <w:r>
+        <w:rPr>
+          <w:rFonts w:ascii="Times New Roman" w:eastAsia="標楷體" w:hAnsi="Times New Roman" w:cs="Times New Roman" w:hint="eastAsia"/>
+          <w:kern w:val="0"/>
+          <w:sz w:val="24"/>
+          <w:szCs w:val="24"/>
+          <w14:ligatures w14:val="none"/>
+        </w:rPr>
+        <w:t xml:space="preserve"> CUS</w:t>
+      </w:r>
+      <w:r>
+        <w:rPr>
+          <w:rFonts w:ascii="Times New Roman" w:eastAsia="標楷體" w:hAnsi="Times New Roman" w:cs="Times New Roman" w:hint="eastAsia"/>
+          <w:kern w:val="0"/>
+          <w:sz w:val="24"/>
+          <w:szCs w:val="24"/>
+          <w14:ligatures w14:val="none"/>
+        </w:rPr>
+        <w:t>截止時間並開始執行該任務；若已有任務執行中或新的任務無法如期完成，則僅標示等待或直接拒絕；當伺服器截止時間抵達時，會嘗試切換到下一個可接受的非週期</w:t>
+      </w:r>
+      <w:r>
+        <w:rPr>
+          <w:rFonts w:ascii="Times New Roman" w:eastAsia="標楷體" w:hAnsi="Times New Roman" w:cs="Times New Roman" w:hint="eastAsia"/>
+          <w:kern w:val="0"/>
+          <w:sz w:val="24"/>
+          <w:szCs w:val="24"/>
+          <w14:ligatures w14:val="none"/>
+        </w:rPr>
+        <w:t>性</w:t>
+      </w:r>
+      <w:r>
+        <w:rPr>
+          <w:rFonts w:ascii="Times New Roman" w:eastAsia="標楷體" w:hAnsi="Times New Roman" w:cs="Times New Roman" w:hint="eastAsia"/>
+          <w:kern w:val="0"/>
+          <w:sz w:val="24"/>
+          <w:szCs w:val="24"/>
+          <w14:ligatures w14:val="none"/>
+        </w:rPr>
+        <w:t>任務並更新截止時間，確保在不影響週期任務的前提下處理非週期</w:t>
+      </w:r>
+      <w:r>
+        <w:rPr>
+          <w:rFonts w:ascii="Times New Roman" w:eastAsia="標楷體" w:hAnsi="Times New Roman" w:cs="Times New Roman" w:hint="eastAsia"/>
+          <w:kern w:val="0"/>
+          <w:sz w:val="24"/>
+          <w:szCs w:val="24"/>
+          <w14:ligatures w14:val="none"/>
+        </w:rPr>
+        <w:t>性</w:t>
+      </w:r>
+      <w:r>
+        <w:rPr>
+          <w:rFonts w:ascii="Times New Roman" w:eastAsia="標楷體" w:hAnsi="Times New Roman" w:cs="Times New Roman" w:hint="eastAsia"/>
+          <w:kern w:val="0"/>
+          <w:sz w:val="24"/>
+          <w:szCs w:val="24"/>
+          <w14:ligatures w14:val="none"/>
+        </w:rPr>
+        <w:t>請求。</w:t>
+      </w:r>
+    </w:p>
+    <w:p>
+      <w:pPr>
+        <w:ind w:left="480"/>
+        <w:jc w:val="center"/>
+        <w:rPr>
+          <w:rFonts w:ascii="Times New Roman" w:eastAsia="標楷體" w:hAnsi="Times New Roman" w:cs="Times New Roman"/>
+          <w:kern w:val="0"/>
+          <w:sz w:val="24"/>
+          <w:szCs w:val="24"/>
+          <w14:ligatures w14:val="none"/>
+        </w:rPr>
+      </w:pPr>
+      <w:r>
+        <w:rPr>
+          <w:rFonts w:ascii="Times New Roman" w:eastAsia="標楷體" w:hAnsi="Times New Roman" w:cs="Times New Roman"/>
+          <w:noProof/>
+          <w:kern w:val="0"/>
+          <w:sz w:val="24"/>
+          <w:szCs w:val="24"/>
+          <w14:ligatures w14:val="none"/>
+        </w:rPr>
+        <w:drawing>
+          <wp:inline distT="0" distB="0" distL="0" distR="0" wp14:anchorId="39F5EBC9" wp14:editId="3C7BC719">
+            <wp:extent cx="4213860" cy="3306540"/>
+            <wp:effectExtent l="0" t="0" r="0" b="0"/>
+            <wp:docPr id="2068800715" name="圖片 6"/>
+            <wp:cNvGraphicFramePr>
+              <a:graphicFrameLocks xmlns:a="http://schemas.openxmlformats.org/drawingml/2006/main" noChangeAspect="1"/>
+            </wp:cNvGraphicFramePr>
+            <a:graphic xmlns:a="http://schemas.openxmlformats.org/drawingml/2006/main">
+              <a:graphicData uri="http://schemas.openxmlformats.org/drawingml/2006/picture">
+                <pic:pic xmlns:pic="http://schemas.openxmlformats.org/drawingml/2006/picture">
+                  <pic:nvPicPr>
+                    <pic:cNvPr id="0" name="Picture 6"/>
+                    <pic:cNvPicPr>
+                      <a:picLocks noChangeAspect="1" noChangeArrowheads="1"/>
+                    </pic:cNvPicPr>
+                  </pic:nvPicPr>
+                  <pic:blipFill>
+                    <a:blip r:embed="rId10" cstate="print">
+                      <a:extLst>
+                        <a:ext uri="{28A0092B-C50C-407E-A947-70E740481C1C}">
+                          <a14:useLocalDpi xmlns:a14="http://schemas.microsoft.com/office/drawing/2010/main" val="0"/>
+                        </a:ext>
+                      </a:extLst>
+                    </a:blip>
+                    <a:srcRect/>
+                    <a:stretch>
+                      <a:fillRect/>
+                    </a:stretch>
+                  </pic:blipFill>
+                  <pic:spPr bwMode="auto">
+                    <a:xfrm>
+                      <a:off x="0" y="0"/>
+                      <a:ext cx="4220138" cy="3311466"/>
+                    </a:xfrm>
+                    <a:prstGeom prst="rect">
+                      <a:avLst/>
+                    </a:prstGeom>
+                    <a:noFill/>
+                    <a:ln>
+                      <a:noFill/>
+                    </a:ln>
+                  </pic:spPr>
+                </pic:pic>
+              </a:graphicData>
+            </a:graphic>
+          </wp:inline>
+        </w:drawing>
+      </w:r>
+      <w:r>
+        <w:rPr>
+          <w:rFonts w:ascii="Times New Roman" w:eastAsia="標楷體" w:hAnsi="Times New Roman" w:cs="Times New Roman"/>
+          <w:noProof/>
+          <w:kern w:val="0"/>
+          <w:sz w:val="24"/>
+          <w:szCs w:val="24"/>
+          <w14:ligatures w14:val="none"/>
+        </w:rPr>
+        <w:drawing>
+          <wp:inline distT="0" distB="0" distL="0" distR="0" wp14:anchorId="210131CC" wp14:editId="59340A4B">
+            <wp:extent cx="4217490" cy="3741420"/>
+            <wp:effectExtent l="0" t="0" r="0" b="0"/>
+            <wp:docPr id="791984492" name="圖片 7"/>
+            <wp:cNvGraphicFramePr>
+              <a:graphicFrameLocks xmlns:a="http://schemas.openxmlformats.org/drawingml/2006/main" noChangeAspect="1"/>
+            </wp:cNvGraphicFramePr>
+            <a:graphic xmlns:a="http://schemas.openxmlformats.org/drawingml/2006/main">
+              <a:graphicData uri="http://schemas.openxmlformats.org/drawingml/2006/picture">
+                <pic:pic xmlns:pic="http://schemas.openxmlformats.org/drawingml/2006/picture">
+                  <pic:nvPicPr>
+                    <pic:cNvPr id="0" name="Picture 7"/>
+                    <pic:cNvPicPr>
+                      <a:picLocks noChangeAspect="1" noChangeArrowheads="1"/>
+                    </pic:cNvPicPr>
+                  </pic:nvPicPr>
+                  <pic:blipFill>
+                    <a:blip r:embed="rId11">
+                      <a:extLst>
+                        <a:ext uri="{28A0092B-C50C-407E-A947-70E740481C1C}">
+                          <a14:useLocalDpi xmlns:a14="http://schemas.microsoft.com/office/drawing/2010/main" val="0"/>
+                        </a:ext>
+                      </a:extLst>
+                    </a:blip>
+                    <a:srcRect/>
+                    <a:stretch>
+                      <a:fillRect/>
+                    </a:stretch>
+                  </pic:blipFill>
+                  <pic:spPr bwMode="auto">
+                    <a:xfrm>
+                      <a:off x="0" y="0"/>
+                      <a:ext cx="4229209" cy="3751816"/>
+                    </a:xfrm>
+                    <a:prstGeom prst="rect">
+                      <a:avLst/>
+                    </a:prstGeom>
+                    <a:noFill/>
+                    <a:ln>
+                      <a:noFill/>
+                    </a:ln>
+                  </pic:spPr>
+                </pic:pic>
+              </a:graphicData>
+            </a:graphic>
+          </wp:inline>
+        </w:drawing>
+      </w:r>
+    </w:p>
+    <w:p>
+      <w:pPr>
+        <w:pStyle w:val="a9"/>
+        <w:numPr>
+          <w:ilvl w:val="0"/>
+          <w:numId w:val="17"/>
+        </w:numPr>
+        <w:rPr>
+          <w:rFonts w:ascii="Times New Roman" w:eastAsia="標楷體" w:hAnsi="Times New Roman" w:cs="Times New Roman"/>
+          <w:kern w:val="0"/>
+          <w:sz w:val="24"/>
+          <w:szCs w:val="24"/>
+          <w14:ligatures w14:val="none"/>
+        </w:rPr>
+      </w:pPr>
+      <w:r>
+        <w:rPr>
+          <w:rFonts w:ascii="標楷體" w:eastAsia="標楷體" w:hAnsi="標楷體" w:cs="新細明體" w:hint="eastAsia"/>
+          <w:kern w:val="0"/>
+          <w:sz w:val="24"/>
+          <w:szCs w:val="24"/>
+          <w14:ligatures w14:val="none"/>
+        </w:rPr>
+        <w:lastRenderedPageBreak/>
+        <w:t>在</w:t>
+      </w:r>
+      <w:r>
+        <w:rPr>
+          <w:rFonts w:ascii="Times New Roman" w:eastAsia="標楷體" w:hAnsi="Times New Roman" w:cs="Times New Roman"/>
+          <w:kern w:val="0"/>
+          <w:sz w:val="24"/>
+          <w:szCs w:val="24"/>
+          <w14:ligatures w14:val="none"/>
+        </w:rPr>
+        <w:t>"</w:t>
+      </w:r>
+      <w:r>
+        <w:t xml:space="preserve"> </w:t>
+      </w:r>
+      <w:r>
+        <w:rPr>
+          <w:rFonts w:ascii="Times New Roman" w:eastAsia="標楷體" w:hAnsi="Times New Roman" w:cs="Times New Roman"/>
+          <w:kern w:val="0"/>
+          <w:sz w:val="24"/>
+          <w:szCs w:val="24"/>
+          <w14:ligatures w14:val="none"/>
+        </w:rPr>
+        <w:t>Microsoft/Windows/Kernel/OS2/main.c</w:t>
+      </w:r>
+      <w:r>
+        <w:rPr>
+          <w:rFonts w:ascii="Times New Roman" w:eastAsia="標楷體" w:hAnsi="Times New Roman" w:cs="Times New Roman" w:hint="eastAsia"/>
+          <w:kern w:val="0"/>
+          <w:sz w:val="24"/>
+          <w:szCs w:val="24"/>
+          <w14:ligatures w14:val="none"/>
+        </w:rPr>
+        <w:t>"</w:t>
+      </w:r>
+    </w:p>
+    <w:p>
+      <w:pPr>
+        <w:pStyle w:val="a9"/>
+        <w:numPr>
+          <w:ilvl w:val="1"/>
+          <w:numId w:val="17"/>
+        </w:numPr>
+        <w:jc w:val="both"/>
+        <w:rPr>
+          <w:rFonts w:ascii="Times New Roman" w:eastAsia="標楷體" w:hAnsi="Times New Roman" w:cs="Times New Roman"/>
+          <w:kern w:val="0"/>
+          <w:sz w:val="24"/>
+          <w:szCs w:val="24"/>
+          <w14:ligatures w14:val="none"/>
+        </w:rPr>
+      </w:pPr>
+      <w:r>
+        <w:rPr>
+          <w:rFonts w:ascii="Times New Roman" w:eastAsia="標楷體" w:hAnsi="Times New Roman" w:cs="Times New Roman" w:hint="eastAsia"/>
+          <w:kern w:val="0"/>
+          <w:sz w:val="24"/>
+          <w:szCs w:val="24"/>
+          <w14:ligatures w14:val="none"/>
+        </w:rPr>
+        <w:t>宣告</w:t>
+      </w:r>
+      <w:r>
+        <w:rPr>
+          <w:rFonts w:ascii="Times New Roman" w:eastAsia="標楷體" w:hAnsi="Times New Roman" w:cs="Times New Roman" w:hint="eastAsia"/>
+          <w:kern w:val="0"/>
+          <w:sz w:val="24"/>
+          <w:szCs w:val="24"/>
+          <w14:ligatures w14:val="none"/>
+        </w:rPr>
+        <w:t xml:space="preserve">CUS </w:t>
+      </w:r>
+      <w:r>
+        <w:rPr>
+          <w:rFonts w:ascii="Times New Roman" w:eastAsia="標楷體" w:hAnsi="Times New Roman" w:cs="Times New Roman" w:hint="eastAsia"/>
+          <w:kern w:val="0"/>
+          <w:sz w:val="24"/>
+          <w:szCs w:val="24"/>
+          <w14:ligatures w14:val="none"/>
+        </w:rPr>
+        <w:t>任務</w:t>
+      </w:r>
+      <w:r>
+        <w:rPr>
+          <w:rFonts w:ascii="Times New Roman" w:eastAsia="標楷體" w:hAnsi="Times New Roman" w:cs="Times New Roman" w:hint="eastAsia"/>
+          <w:kern w:val="0"/>
+          <w:sz w:val="24"/>
+          <w:szCs w:val="24"/>
+          <w14:ligatures w14:val="none"/>
+        </w:rPr>
+        <w:t xml:space="preserve"> cus()</w:t>
+      </w:r>
+      <w:r>
+        <w:rPr>
+          <w:rFonts w:ascii="Times New Roman" w:eastAsia="標楷體" w:hAnsi="Times New Roman" w:cs="Times New Roman" w:hint="eastAsia"/>
+          <w:kern w:val="0"/>
+          <w:sz w:val="24"/>
+          <w:szCs w:val="24"/>
+          <w14:ligatures w14:val="none"/>
+        </w:rPr>
+        <w:t>、</w:t>
+      </w:r>
+      <w:r>
+        <w:rPr>
+          <w:rFonts w:ascii="Times New Roman" w:eastAsia="標楷體" w:hAnsi="Times New Roman" w:cs="Times New Roman" w:hint="eastAsia"/>
+          <w:kern w:val="0"/>
+          <w:sz w:val="24"/>
+          <w:szCs w:val="24"/>
+          <w14:ligatures w14:val="none"/>
+        </w:rPr>
+        <w:t>server size</w:t>
+      </w:r>
+      <w:r>
+        <w:rPr>
+          <w:rFonts w:ascii="Times New Roman" w:eastAsia="標楷體" w:hAnsi="Times New Roman" w:cs="Times New Roman" w:hint="eastAsia"/>
+          <w:kern w:val="0"/>
+          <w:sz w:val="24"/>
+          <w:szCs w:val="24"/>
+          <w14:ligatures w14:val="none"/>
+        </w:rPr>
+        <w:t>、目前</w:t>
+      </w:r>
+      <w:r>
+        <w:rPr>
+          <w:rFonts w:ascii="Times New Roman" w:eastAsia="標楷體" w:hAnsi="Times New Roman" w:cs="Times New Roman" w:hint="eastAsia"/>
+          <w:kern w:val="0"/>
+          <w:sz w:val="24"/>
+          <w:szCs w:val="24"/>
+          <w14:ligatures w14:val="none"/>
+        </w:rPr>
+        <w:t>server</w:t>
       </w:r>
       <w:r>
         <w:rPr>
@@ -647,33 +1760,798 @@
       </w:r>
       <w:r>
         <w:rPr>
+          <w:rFonts w:ascii="Times New Roman" w:eastAsia="標楷體" w:hAnsi="Times New Roman" w:cs="Times New Roman" w:hint="eastAsia"/>
+          <w:kern w:val="0"/>
+          <w:sz w:val="24"/>
+          <w:szCs w:val="24"/>
+          <w14:ligatures w14:val="none"/>
+        </w:rPr>
+        <w:t xml:space="preserve"> deadline </w:t>
+      </w:r>
+      <w:r>
+        <w:rPr>
+          <w:rFonts w:ascii="Times New Roman" w:eastAsia="標楷體" w:hAnsi="Times New Roman" w:cs="Times New Roman" w:hint="eastAsia"/>
+          <w:kern w:val="0"/>
+          <w:sz w:val="24"/>
+          <w:szCs w:val="24"/>
+          <w14:ligatures w14:val="none"/>
+        </w:rPr>
+        <w:t>與</w:t>
+      </w:r>
+      <w:r>
+        <w:rPr>
+          <w:rFonts w:ascii="Times New Roman" w:eastAsia="標楷體" w:hAnsi="Times New Roman" w:cs="Times New Roman" w:hint="eastAsia"/>
+          <w:kern w:val="0"/>
+          <w:sz w:val="24"/>
+          <w:szCs w:val="24"/>
+          <w14:ligatures w14:val="none"/>
+        </w:rPr>
+        <w:t>state</w:t>
+      </w:r>
+      <w:r>
+        <w:rPr>
+          <w:rFonts w:ascii="Times New Roman" w:eastAsia="標楷體" w:hAnsi="Times New Roman" w:cs="Times New Roman" w:hint="eastAsia"/>
+          <w:kern w:val="0"/>
+          <w:sz w:val="24"/>
+          <w:szCs w:val="24"/>
+          <w14:ligatures w14:val="none"/>
+        </w:rPr>
+        <w:t>、當前執行中的非週期任</w:t>
+      </w:r>
+      <w:r>
+        <w:rPr>
+          <w:rFonts w:ascii="Times New Roman" w:eastAsia="標楷體" w:hAnsi="Times New Roman" w:cs="Times New Roman" w:hint="eastAsia"/>
+          <w:kern w:val="0"/>
+          <w:sz w:val="24"/>
+          <w:szCs w:val="24"/>
+          <w14:ligatures w14:val="none"/>
+        </w:rPr>
+        <w:t>性</w:t>
+      </w:r>
+      <w:proofErr w:type="gramStart"/>
+      <w:r>
+        <w:rPr>
+          <w:rFonts w:ascii="Times New Roman" w:eastAsia="標楷體" w:hAnsi="Times New Roman" w:cs="Times New Roman" w:hint="eastAsia"/>
+          <w:kern w:val="0"/>
+          <w:sz w:val="24"/>
+          <w:szCs w:val="24"/>
+          <w14:ligatures w14:val="none"/>
+        </w:rPr>
+        <w:t>務</w:t>
+      </w:r>
+      <w:proofErr w:type="gramEnd"/>
+      <w:r>
+        <w:rPr>
+          <w:rFonts w:ascii="Times New Roman" w:eastAsia="標楷體" w:hAnsi="Times New Roman" w:cs="Times New Roman" w:hint="eastAsia"/>
+          <w:kern w:val="0"/>
+          <w:sz w:val="24"/>
+          <w:szCs w:val="24"/>
+          <w14:ligatures w14:val="none"/>
+        </w:rPr>
+        <w:t>索引與指標，以及對應的</w:t>
+      </w:r>
+      <w:r>
+        <w:rPr>
+          <w:rFonts w:ascii="Times New Roman" w:eastAsia="標楷體" w:hAnsi="Times New Roman" w:cs="Times New Roman" w:hint="eastAsia"/>
+          <w:kern w:val="0"/>
+          <w:sz w:val="24"/>
+          <w:szCs w:val="24"/>
+          <w14:ligatures w14:val="none"/>
+        </w:rPr>
+        <w:t xml:space="preserve"> TCB</w:t>
+      </w:r>
+      <w:r>
+        <w:rPr>
+          <w:rFonts w:ascii="Times New Roman" w:eastAsia="標楷體" w:hAnsi="Times New Roman" w:cs="Times New Roman" w:hint="eastAsia"/>
+          <w:kern w:val="0"/>
+          <w:sz w:val="24"/>
+          <w:szCs w:val="24"/>
+          <w14:ligatures w14:val="none"/>
+        </w:rPr>
+        <w:t>，用來管理</w:t>
+      </w:r>
+      <w:r>
+        <w:rPr>
+          <w:rFonts w:ascii="Times New Roman" w:eastAsia="標楷體" w:hAnsi="Times New Roman" w:cs="Times New Roman" w:hint="eastAsia"/>
+          <w:kern w:val="0"/>
+          <w:sz w:val="24"/>
+          <w:szCs w:val="24"/>
+          <w14:ligatures w14:val="none"/>
+        </w:rPr>
+        <w:t xml:space="preserve"> CUS Server </w:t>
+      </w:r>
+      <w:r>
+        <w:rPr>
+          <w:rFonts w:ascii="Times New Roman" w:eastAsia="標楷體" w:hAnsi="Times New Roman" w:cs="Times New Roman" w:hint="eastAsia"/>
+          <w:kern w:val="0"/>
+          <w:sz w:val="24"/>
+          <w:szCs w:val="24"/>
+          <w14:ligatures w14:val="none"/>
+        </w:rPr>
+        <w:t>的執行與非週期任務調度。</w:t>
+      </w:r>
+    </w:p>
+    <w:p>
+      <w:pPr>
+        <w:jc w:val="center"/>
+        <w:rPr>
           <w:rFonts w:ascii="Times New Roman" w:eastAsia="標楷體" w:hAnsi="Times New Roman" w:cs="Times New Roman"/>
           <w:kern w:val="0"/>
           <w:sz w:val="24"/>
           <w:szCs w:val="24"/>
           <w14:ligatures w14:val="none"/>
         </w:rPr>
-        <w:t>task_para_set</w:t>
-      </w:r>
-      <w:r>
-        <w:rPr>
-          <w:rFonts w:ascii="Times New Roman" w:eastAsia="標楷體" w:hAnsi="Times New Roman" w:cs="Times New Roman" w:hint="eastAsia"/>
-          <w:kern w:val="0"/>
-          <w:sz w:val="24"/>
-          <w:szCs w:val="24"/>
-          <w14:ligatures w14:val="none"/>
-        </w:rPr>
-        <w:t>新增變數</w:t>
-      </w:r>
-      <w:r>
-        <w:rPr>
-          <w:rFonts w:ascii="Times New Roman" w:eastAsia="標楷體" w:hAnsi="Times New Roman" w:cs="Times New Roman" w:hint="eastAsia"/>
-          <w:kern w:val="0"/>
-          <w:sz w:val="24"/>
-          <w:szCs w:val="24"/>
-          <w14:ligatures w14:val="none"/>
-        </w:rPr>
-        <w:t>:</w:t>
+      </w:pPr>
+      <w:r>
+        <w:rPr>
+          <w:noProof/>
+        </w:rPr>
+        <w:drawing>
+          <wp:inline distT="0" distB="0" distL="0" distR="0" wp14:anchorId="6397A28C" wp14:editId="3AB1956F">
+            <wp:extent cx="2247900" cy="1626770"/>
+            <wp:effectExtent l="0" t="0" r="0" b="0"/>
+            <wp:docPr id="404416602" name="圖片 8"/>
+            <wp:cNvGraphicFramePr>
+              <a:graphicFrameLocks xmlns:a="http://schemas.openxmlformats.org/drawingml/2006/main" noChangeAspect="1"/>
+            </wp:cNvGraphicFramePr>
+            <a:graphic xmlns:a="http://schemas.openxmlformats.org/drawingml/2006/main">
+              <a:graphicData uri="http://schemas.openxmlformats.org/drawingml/2006/picture">
+                <pic:pic xmlns:pic="http://schemas.openxmlformats.org/drawingml/2006/picture">
+                  <pic:nvPicPr>
+                    <pic:cNvPr id="0" name="Picture 8"/>
+                    <pic:cNvPicPr>
+                      <a:picLocks noChangeAspect="1" noChangeArrowheads="1"/>
+                    </pic:cNvPicPr>
+                  </pic:nvPicPr>
+                  <pic:blipFill>
+                    <a:blip r:embed="rId12">
+                      <a:extLst>
+                        <a:ext uri="{28A0092B-C50C-407E-A947-70E740481C1C}">
+                          <a14:useLocalDpi xmlns:a14="http://schemas.microsoft.com/office/drawing/2010/main" val="0"/>
+                        </a:ext>
+                      </a:extLst>
+                    </a:blip>
+                    <a:srcRect/>
+                    <a:stretch>
+                      <a:fillRect/>
+                    </a:stretch>
+                  </pic:blipFill>
+                  <pic:spPr bwMode="auto">
+                    <a:xfrm>
+                      <a:off x="0" y="0"/>
+                      <a:ext cx="2251997" cy="1629735"/>
+                    </a:xfrm>
+                    <a:prstGeom prst="rect">
+                      <a:avLst/>
+                    </a:prstGeom>
+                    <a:noFill/>
+                    <a:ln>
+                      <a:noFill/>
+                    </a:ln>
+                  </pic:spPr>
+                </pic:pic>
+              </a:graphicData>
+            </a:graphic>
+          </wp:inline>
+        </w:drawing>
+      </w:r>
+    </w:p>
+    <w:p>
+      <w:pPr>
+        <w:pStyle w:val="a9"/>
+        <w:numPr>
+          <w:ilvl w:val="0"/>
+          <w:numId w:val="18"/>
+        </w:numPr>
+        <w:jc w:val="both"/>
+        <w:rPr>
+          <w:rFonts w:ascii="Times New Roman" w:eastAsia="標楷體" w:hAnsi="Times New Roman" w:cs="Times New Roman"/>
+          <w:kern w:val="0"/>
+          <w:sz w:val="24"/>
+          <w:szCs w:val="24"/>
+          <w14:ligatures w14:val="none"/>
+        </w:rPr>
+      </w:pPr>
+      <w:r>
+        <w:rPr>
+          <w:rFonts w:ascii="Times New Roman" w:eastAsia="標楷體" w:hAnsi="Times New Roman" w:cs="Times New Roman" w:hint="eastAsia"/>
+          <w:kern w:val="0"/>
+          <w:sz w:val="24"/>
+          <w:szCs w:val="24"/>
+          <w14:ligatures w14:val="none"/>
+        </w:rPr>
+        <w:t>cus():</w:t>
+      </w:r>
+      <w:r>
+        <w:rPr>
+          <w:rFonts w:ascii="Times New Roman" w:eastAsia="標楷體" w:hAnsi="Times New Roman" w:cs="Times New Roman" w:hint="eastAsia"/>
+          <w:kern w:val="0"/>
+          <w:sz w:val="24"/>
+          <w:szCs w:val="24"/>
+          <w14:ligatures w14:val="none"/>
+        </w:rPr>
+        <w:t>負責在系統中沒有週期任務需要執行時運行非週期請求：當沒有待執行的非週期</w:t>
+      </w:r>
+      <w:r>
+        <w:rPr>
+          <w:rFonts w:ascii="Times New Roman" w:eastAsia="標楷體" w:hAnsi="Times New Roman" w:cs="Times New Roman" w:hint="eastAsia"/>
+          <w:kern w:val="0"/>
+          <w:sz w:val="24"/>
+          <w:szCs w:val="24"/>
+          <w14:ligatures w14:val="none"/>
+        </w:rPr>
+        <w:t>性</w:t>
+      </w:r>
+      <w:r>
+        <w:rPr>
+          <w:rFonts w:ascii="Times New Roman" w:eastAsia="標楷體" w:hAnsi="Times New Roman" w:cs="Times New Roman" w:hint="eastAsia"/>
+          <w:kern w:val="0"/>
+          <w:sz w:val="24"/>
+          <w:szCs w:val="24"/>
+          <w14:ligatures w14:val="none"/>
+        </w:rPr>
+        <w:t>任務時</w:t>
+      </w:r>
+      <w:r>
+        <w:rPr>
+          <w:rFonts w:ascii="Times New Roman" w:eastAsia="標楷體" w:hAnsi="Times New Roman" w:cs="Times New Roman" w:hint="eastAsia"/>
+          <w:kern w:val="0"/>
+          <w:sz w:val="24"/>
+          <w:szCs w:val="24"/>
+          <w14:ligatures w14:val="none"/>
+        </w:rPr>
+        <w:t>會等待並讓出</w:t>
+      </w:r>
+      <w:r>
+        <w:rPr>
+          <w:rFonts w:ascii="Times New Roman" w:eastAsia="標楷體" w:hAnsi="Times New Roman" w:cs="Times New Roman" w:hint="eastAsia"/>
+          <w:kern w:val="0"/>
+          <w:sz w:val="24"/>
+          <w:szCs w:val="24"/>
+          <w14:ligatures w14:val="none"/>
+        </w:rPr>
+        <w:t>CPU</w:t>
+      </w:r>
+      <w:r>
+        <w:rPr>
+          <w:rFonts w:ascii="Times New Roman" w:eastAsia="標楷體" w:hAnsi="Times New Roman" w:cs="Times New Roman" w:hint="eastAsia"/>
+          <w:kern w:val="0"/>
+          <w:sz w:val="24"/>
+          <w:szCs w:val="24"/>
+          <w14:ligatures w14:val="none"/>
+        </w:rPr>
+        <w:t>；一旦有任務可執行，便以</w:t>
+      </w:r>
+      <w:r>
+        <w:rPr>
+          <w:rFonts w:ascii="Times New Roman" w:eastAsia="標楷體" w:hAnsi="Times New Roman" w:cs="Times New Roman" w:hint="eastAsia"/>
+          <w:kern w:val="0"/>
+          <w:sz w:val="24"/>
+          <w:szCs w:val="24"/>
+          <w14:ligatures w14:val="none"/>
+        </w:rPr>
+        <w:t>server size</w:t>
+      </w:r>
+      <w:r>
+        <w:rPr>
+          <w:rFonts w:ascii="Times New Roman" w:eastAsia="標楷體" w:hAnsi="Times New Roman" w:cs="Times New Roman" w:hint="eastAsia"/>
+          <w:kern w:val="0"/>
+          <w:sz w:val="24"/>
+          <w:szCs w:val="24"/>
+          <w14:ligatures w14:val="none"/>
+        </w:rPr>
+        <w:t>逐步扣減剩餘執行時間。當任務完成後，</w:t>
+      </w:r>
+      <w:r>
+        <w:rPr>
+          <w:rFonts w:ascii="Times New Roman" w:eastAsia="標楷體" w:hAnsi="Times New Roman" w:cs="Times New Roman" w:hint="eastAsia"/>
+          <w:kern w:val="0"/>
+          <w:sz w:val="24"/>
+          <w:szCs w:val="24"/>
+          <w14:ligatures w14:val="none"/>
+        </w:rPr>
+        <w:t>會</w:t>
+      </w:r>
+      <w:r>
+        <w:rPr>
+          <w:rFonts w:ascii="Times New Roman" w:eastAsia="標楷體" w:hAnsi="Times New Roman" w:cs="Times New Roman" w:hint="eastAsia"/>
+          <w:kern w:val="0"/>
+          <w:sz w:val="24"/>
+          <w:szCs w:val="24"/>
+          <w14:ligatures w14:val="none"/>
+        </w:rPr>
+        <w:t>記錄完成資訊、標記為已結束並將</w:t>
+      </w:r>
+      <w:r>
+        <w:rPr>
+          <w:rFonts w:ascii="Times New Roman" w:eastAsia="標楷體" w:hAnsi="Times New Roman" w:cs="Times New Roman" w:hint="eastAsia"/>
+          <w:kern w:val="0"/>
+          <w:sz w:val="24"/>
+          <w:szCs w:val="24"/>
+          <w14:ligatures w14:val="none"/>
+        </w:rPr>
+        <w:t xml:space="preserve"> CurrentJobIndex </w:t>
+      </w:r>
+      <w:r>
+        <w:rPr>
+          <w:rFonts w:ascii="Times New Roman" w:eastAsia="標楷體" w:hAnsi="Times New Roman" w:cs="Times New Roman" w:hint="eastAsia"/>
+          <w:kern w:val="0"/>
+          <w:sz w:val="24"/>
+          <w:szCs w:val="24"/>
+          <w14:ligatures w14:val="none"/>
+        </w:rPr>
+        <w:t>重置，等待系統</w:t>
+      </w:r>
+      <w:proofErr w:type="gramStart"/>
+      <w:r>
+        <w:rPr>
+          <w:rFonts w:ascii="Times New Roman" w:eastAsia="標楷體" w:hAnsi="Times New Roman" w:cs="Times New Roman" w:hint="eastAsia"/>
+          <w:kern w:val="0"/>
+          <w:sz w:val="24"/>
+          <w:szCs w:val="24"/>
+          <w14:ligatures w14:val="none"/>
+        </w:rPr>
+        <w:t>排程下一個</w:t>
+      </w:r>
+      <w:proofErr w:type="gramEnd"/>
+      <w:r>
+        <w:rPr>
+          <w:rFonts w:ascii="Times New Roman" w:eastAsia="標楷體" w:hAnsi="Times New Roman" w:cs="Times New Roman" w:hint="eastAsia"/>
+          <w:kern w:val="0"/>
+          <w:sz w:val="24"/>
+          <w:szCs w:val="24"/>
+          <w14:ligatures w14:val="none"/>
+        </w:rPr>
+        <w:t>合適的作業。</w:t>
+      </w:r>
+    </w:p>
+    <w:p>
+      <w:pPr>
+        <w:jc w:val="center"/>
+        <w:rPr>
+          <w:rFonts w:ascii="Times New Roman" w:eastAsia="標楷體" w:hAnsi="Times New Roman" w:cs="Times New Roman"/>
+          <w:kern w:val="0"/>
+          <w:sz w:val="24"/>
+          <w:szCs w:val="24"/>
+          <w14:ligatures w14:val="none"/>
+        </w:rPr>
+      </w:pPr>
+      <w:r>
+        <w:rPr>
+          <w:rFonts w:ascii="Times New Roman" w:eastAsia="標楷體" w:hAnsi="Times New Roman" w:cs="Times New Roman"/>
+          <w:noProof/>
+          <w:kern w:val="0"/>
+          <w:sz w:val="24"/>
+          <w:szCs w:val="24"/>
+          <w14:ligatures w14:val="none"/>
+        </w:rPr>
+        <w:drawing>
+          <wp:inline distT="0" distB="0" distL="0" distR="0" wp14:anchorId="6B7249F8" wp14:editId="1317666E">
+            <wp:extent cx="3421072" cy="4884420"/>
+            <wp:effectExtent l="0" t="0" r="0" b="0"/>
+            <wp:docPr id="774993300" name="圖片 9"/>
+            <wp:cNvGraphicFramePr>
+              <a:graphicFrameLocks xmlns:a="http://schemas.openxmlformats.org/drawingml/2006/main" noChangeAspect="1"/>
+            </wp:cNvGraphicFramePr>
+            <a:graphic xmlns:a="http://schemas.openxmlformats.org/drawingml/2006/main">
+              <a:graphicData uri="http://schemas.openxmlformats.org/drawingml/2006/picture">
+                <pic:pic xmlns:pic="http://schemas.openxmlformats.org/drawingml/2006/picture">
+                  <pic:nvPicPr>
+                    <pic:cNvPr id="0" name="Picture 9"/>
+                    <pic:cNvPicPr>
+                      <a:picLocks noChangeAspect="1" noChangeArrowheads="1"/>
+                    </pic:cNvPicPr>
+                  </pic:nvPicPr>
+                  <pic:blipFill>
+                    <a:blip r:embed="rId13">
+                      <a:extLst>
+                        <a:ext uri="{28A0092B-C50C-407E-A947-70E740481C1C}">
+                          <a14:useLocalDpi xmlns:a14="http://schemas.microsoft.com/office/drawing/2010/main" val="0"/>
+                        </a:ext>
+                      </a:extLst>
+                    </a:blip>
+                    <a:srcRect/>
+                    <a:stretch>
+                      <a:fillRect/>
+                    </a:stretch>
+                  </pic:blipFill>
+                  <pic:spPr bwMode="auto">
+                    <a:xfrm>
+                      <a:off x="0" y="0"/>
+                      <a:ext cx="3423925" cy="4888494"/>
+                    </a:xfrm>
+                    <a:prstGeom prst="rect">
+                      <a:avLst/>
+                    </a:prstGeom>
+                    <a:noFill/>
+                    <a:ln>
+                      <a:noFill/>
+                    </a:ln>
+                  </pic:spPr>
+                </pic:pic>
+              </a:graphicData>
+            </a:graphic>
+          </wp:inline>
+        </w:drawing>
+      </w:r>
+    </w:p>
+    <w:p>
+      <w:pPr>
+        <w:jc w:val="center"/>
+        <w:rPr>
+          <w:rFonts w:ascii="Times New Roman" w:eastAsia="標楷體" w:hAnsi="Times New Roman" w:cs="Times New Roman"/>
+          <w:kern w:val="0"/>
+          <w:sz w:val="24"/>
+          <w:szCs w:val="24"/>
+          <w14:ligatures w14:val="none"/>
+        </w:rPr>
+      </w:pPr>
+      <w:r>
+        <w:rPr>
+          <w:rFonts w:ascii="Times New Roman" w:eastAsia="標楷體" w:hAnsi="Times New Roman" w:cs="Times New Roman"/>
+          <w:noProof/>
+          <w:kern w:val="0"/>
+          <w:sz w:val="24"/>
+          <w:szCs w:val="24"/>
+          <w14:ligatures w14:val="none"/>
+        </w:rPr>
+        <w:lastRenderedPageBreak/>
+        <w:drawing>
+          <wp:inline distT="0" distB="0" distL="0" distR="0" wp14:anchorId="55AE8402" wp14:editId="41B2BFF7">
+            <wp:extent cx="2819400" cy="2452715"/>
+            <wp:effectExtent l="0" t="0" r="0" b="0"/>
+            <wp:docPr id="1556776293" name="圖片 10"/>
+            <wp:cNvGraphicFramePr>
+              <a:graphicFrameLocks xmlns:a="http://schemas.openxmlformats.org/drawingml/2006/main" noChangeAspect="1"/>
+            </wp:cNvGraphicFramePr>
+            <a:graphic xmlns:a="http://schemas.openxmlformats.org/drawingml/2006/main">
+              <a:graphicData uri="http://schemas.openxmlformats.org/drawingml/2006/picture">
+                <pic:pic xmlns:pic="http://schemas.openxmlformats.org/drawingml/2006/picture">
+                  <pic:nvPicPr>
+                    <pic:cNvPr id="0" name="Picture 10"/>
+                    <pic:cNvPicPr>
+                      <a:picLocks noChangeAspect="1" noChangeArrowheads="1"/>
+                    </pic:cNvPicPr>
+                  </pic:nvPicPr>
+                  <pic:blipFill>
+                    <a:blip r:embed="rId14" cstate="print">
+                      <a:extLst>
+                        <a:ext uri="{28A0092B-C50C-407E-A947-70E740481C1C}">
+                          <a14:useLocalDpi xmlns:a14="http://schemas.microsoft.com/office/drawing/2010/main" val="0"/>
+                        </a:ext>
+                      </a:extLst>
+                    </a:blip>
+                    <a:srcRect/>
+                    <a:stretch>
+                      <a:fillRect/>
+                    </a:stretch>
+                  </pic:blipFill>
+                  <pic:spPr bwMode="auto">
+                    <a:xfrm>
+                      <a:off x="0" y="0"/>
+                      <a:ext cx="2823251" cy="2456065"/>
+                    </a:xfrm>
+                    <a:prstGeom prst="rect">
+                      <a:avLst/>
+                    </a:prstGeom>
+                    <a:noFill/>
+                    <a:ln>
+                      <a:noFill/>
+                    </a:ln>
+                  </pic:spPr>
+                </pic:pic>
+              </a:graphicData>
+            </a:graphic>
+          </wp:inline>
+        </w:drawing>
+      </w:r>
+    </w:p>
+    <w:p>
+      <w:pPr>
+        <w:pStyle w:val="a9"/>
+        <w:numPr>
+          <w:ilvl w:val="0"/>
+          <w:numId w:val="18"/>
+        </w:numPr>
+        <w:jc w:val="both"/>
+        <w:rPr>
+          <w:rFonts w:ascii="Times New Roman" w:eastAsia="標楷體" w:hAnsi="Times New Roman" w:cs="Times New Roman"/>
+          <w:kern w:val="0"/>
+          <w:sz w:val="24"/>
+          <w:szCs w:val="24"/>
+          <w14:ligatures w14:val="none"/>
+        </w:rPr>
+      </w:pPr>
+      <w:r>
+        <w:rPr>
+          <w:rFonts w:ascii="Times New Roman" w:eastAsia="標楷體" w:hAnsi="Times New Roman" w:cs="Times New Roman" w:hint="eastAsia"/>
+          <w:kern w:val="0"/>
+          <w:sz w:val="24"/>
+          <w:szCs w:val="24"/>
+          <w14:ligatures w14:val="none"/>
+        </w:rPr>
+        <w:t>main():</w:t>
+      </w:r>
+      <w:r>
+        <w:rPr>
+          <w:rFonts w:ascii="Times New Roman" w:eastAsia="標楷體" w:hAnsi="Times New Roman" w:cs="Times New Roman" w:hint="eastAsia"/>
+          <w:kern w:val="0"/>
+          <w:sz w:val="24"/>
+          <w:szCs w:val="24"/>
+          <w14:ligatures w14:val="none"/>
+        </w:rPr>
+        <w:t>若</w:t>
+      </w:r>
+      <w:r>
+        <w:rPr>
+          <w:rFonts w:ascii="Times New Roman" w:eastAsia="標楷體" w:hAnsi="Times New Roman" w:cs="Times New Roman" w:hint="eastAsia"/>
+          <w:kern w:val="0"/>
+          <w:sz w:val="24"/>
+          <w:szCs w:val="24"/>
+          <w14:ligatures w14:val="none"/>
+        </w:rPr>
+        <w:t xml:space="preserve"> CUS_SERVER_SIZE &gt; 0</w:t>
+      </w:r>
+      <w:r>
+        <w:rPr>
+          <w:rFonts w:ascii="Times New Roman" w:eastAsia="標楷體" w:hAnsi="Times New Roman" w:cs="Times New Roman" w:hint="eastAsia"/>
+          <w:kern w:val="0"/>
+          <w:sz w:val="24"/>
+          <w:szCs w:val="24"/>
+          <w14:ligatures w14:val="none"/>
+        </w:rPr>
+        <w:t>，先為所有週期</w:t>
+      </w:r>
+      <w:r>
+        <w:rPr>
+          <w:rFonts w:ascii="Times New Roman" w:eastAsia="標楷體" w:hAnsi="Times New Roman" w:cs="Times New Roman" w:hint="eastAsia"/>
+          <w:kern w:val="0"/>
+          <w:sz w:val="24"/>
+          <w:szCs w:val="24"/>
+          <w14:ligatures w14:val="none"/>
+        </w:rPr>
+        <w:t>性</w:t>
+      </w:r>
+      <w:r>
+        <w:rPr>
+          <w:rFonts w:ascii="Times New Roman" w:eastAsia="標楷體" w:hAnsi="Times New Roman" w:cs="Times New Roman" w:hint="eastAsia"/>
+          <w:kern w:val="0"/>
+          <w:sz w:val="24"/>
+          <w:szCs w:val="24"/>
+          <w14:ligatures w14:val="none"/>
+        </w:rPr>
+        <w:t>任務分配</w:t>
+      </w:r>
+      <w:r>
+        <w:rPr>
+          <w:rFonts w:ascii="Times New Roman" w:eastAsia="標楷體" w:hAnsi="Times New Roman" w:cs="Times New Roman" w:hint="eastAsia"/>
+          <w:kern w:val="0"/>
+          <w:sz w:val="24"/>
+          <w:szCs w:val="24"/>
+          <w14:ligatures w14:val="none"/>
+        </w:rPr>
+        <w:t>stack</w:t>
+      </w:r>
+      <w:r>
+        <w:rPr>
+          <w:rFonts w:ascii="Times New Roman" w:eastAsia="標楷體" w:hAnsi="Times New Roman" w:cs="Times New Roman" w:hint="eastAsia"/>
+          <w:kern w:val="0"/>
+          <w:sz w:val="24"/>
+          <w:szCs w:val="24"/>
+          <w14:ligatures w14:val="none"/>
+        </w:rPr>
+        <w:t>並建立任務，接著為</w:t>
+      </w:r>
+      <w:r>
+        <w:rPr>
+          <w:rFonts w:ascii="Times New Roman" w:eastAsia="標楷體" w:hAnsi="Times New Roman" w:cs="Times New Roman" w:hint="eastAsia"/>
+          <w:kern w:val="0"/>
+          <w:sz w:val="24"/>
+          <w:szCs w:val="24"/>
+          <w14:ligatures w14:val="none"/>
+        </w:rPr>
+        <w:t xml:space="preserve"> CUS Server </w:t>
+      </w:r>
+      <w:r>
+        <w:rPr>
+          <w:rFonts w:ascii="Times New Roman" w:eastAsia="標楷體" w:hAnsi="Times New Roman" w:cs="Times New Roman" w:hint="eastAsia"/>
+          <w:kern w:val="0"/>
+          <w:sz w:val="24"/>
+          <w:szCs w:val="24"/>
+          <w14:ligatures w14:val="none"/>
+        </w:rPr>
+        <w:t>任務單獨分配</w:t>
+      </w:r>
+      <w:r>
+        <w:rPr>
+          <w:rFonts w:ascii="Times New Roman" w:eastAsia="標楷體" w:hAnsi="Times New Roman" w:cs="Times New Roman" w:hint="eastAsia"/>
+          <w:kern w:val="0"/>
+          <w:sz w:val="24"/>
+          <w:szCs w:val="24"/>
+          <w14:ligatures w14:val="none"/>
+        </w:rPr>
+        <w:t>stack</w:t>
+      </w:r>
+      <w:r>
+        <w:rPr>
+          <w:rFonts w:ascii="Times New Roman" w:eastAsia="標楷體" w:hAnsi="Times New Roman" w:cs="Times New Roman" w:hint="eastAsia"/>
+          <w:kern w:val="0"/>
+          <w:sz w:val="24"/>
+          <w:szCs w:val="24"/>
+          <w14:ligatures w14:val="none"/>
+        </w:rPr>
+        <w:t>並建立任務，最後將</w:t>
+      </w:r>
+      <w:r>
+        <w:rPr>
+          <w:rFonts w:ascii="Times New Roman" w:eastAsia="標楷體" w:hAnsi="Times New Roman" w:cs="Times New Roman" w:hint="eastAsia"/>
+          <w:kern w:val="0"/>
+          <w:sz w:val="24"/>
+          <w:szCs w:val="24"/>
+          <w14:ligatures w14:val="none"/>
+        </w:rPr>
+        <w:t>CUS Server</w:t>
+      </w:r>
+      <w:r>
+        <w:rPr>
+          <w:rFonts w:ascii="Times New Roman" w:eastAsia="標楷體" w:hAnsi="Times New Roman" w:cs="Times New Roman" w:hint="eastAsia"/>
+          <w:kern w:val="0"/>
+          <w:sz w:val="24"/>
+          <w:szCs w:val="24"/>
+          <w14:ligatures w14:val="none"/>
+        </w:rPr>
+        <w:t>的</w:t>
+      </w:r>
+      <w:r>
+        <w:rPr>
+          <w:rFonts w:ascii="Times New Roman" w:eastAsia="標楷體" w:hAnsi="Times New Roman" w:cs="Times New Roman" w:hint="eastAsia"/>
+          <w:kern w:val="0"/>
+          <w:sz w:val="24"/>
+          <w:szCs w:val="24"/>
+          <w14:ligatures w14:val="none"/>
+        </w:rPr>
+        <w:t xml:space="preserve">TCB </w:t>
+      </w:r>
+      <w:r>
+        <w:rPr>
+          <w:rFonts w:ascii="Times New Roman" w:eastAsia="標楷體" w:hAnsi="Times New Roman" w:cs="Times New Roman" w:hint="eastAsia"/>
+          <w:kern w:val="0"/>
+          <w:sz w:val="24"/>
+          <w:szCs w:val="24"/>
+          <w14:ligatures w14:val="none"/>
+        </w:rPr>
+        <w:t>指標存入</w:t>
+      </w:r>
+      <w:r>
+        <w:rPr>
+          <w:rFonts w:ascii="Times New Roman" w:eastAsia="標楷體" w:hAnsi="Times New Roman" w:cs="Times New Roman" w:hint="eastAsia"/>
+          <w:kern w:val="0"/>
+          <w:sz w:val="24"/>
+          <w:szCs w:val="24"/>
+          <w14:ligatures w14:val="none"/>
+        </w:rPr>
+        <w:t xml:space="preserve"> CusTCB </w:t>
+      </w:r>
+      <w:r>
+        <w:rPr>
+          <w:rFonts w:ascii="Times New Roman" w:eastAsia="標楷體" w:hAnsi="Times New Roman" w:cs="Times New Roman" w:hint="eastAsia"/>
+          <w:kern w:val="0"/>
+          <w:sz w:val="24"/>
+          <w:szCs w:val="24"/>
+          <w14:ligatures w14:val="none"/>
+        </w:rPr>
+        <w:t>以便後續調度；若</w:t>
+      </w:r>
+      <w:r>
+        <w:rPr>
+          <w:rFonts w:ascii="Times New Roman" w:eastAsia="標楷體" w:hAnsi="Times New Roman" w:cs="Times New Roman" w:hint="eastAsia"/>
+          <w:kern w:val="0"/>
+          <w:sz w:val="24"/>
+          <w:szCs w:val="24"/>
+          <w14:ligatures w14:val="none"/>
+        </w:rPr>
+        <w:t xml:space="preserve"> CUS_SERVER_SIZE = 0</w:t>
+      </w:r>
+      <w:r>
+        <w:rPr>
+          <w:rFonts w:ascii="Times New Roman" w:eastAsia="標楷體" w:hAnsi="Times New Roman" w:cs="Times New Roman" w:hint="eastAsia"/>
+          <w:kern w:val="0"/>
+          <w:sz w:val="24"/>
+          <w:szCs w:val="24"/>
+          <w14:ligatures w14:val="none"/>
+        </w:rPr>
+        <w:t>，則只建立週期任務而不建立</w:t>
+      </w:r>
+      <w:r>
+        <w:rPr>
+          <w:rFonts w:ascii="Times New Roman" w:eastAsia="標楷體" w:hAnsi="Times New Roman" w:cs="Times New Roman" w:hint="eastAsia"/>
+          <w:kern w:val="0"/>
+          <w:sz w:val="24"/>
+          <w:szCs w:val="24"/>
+          <w14:ligatures w14:val="none"/>
+        </w:rPr>
+        <w:t xml:space="preserve"> CUS Server</w:t>
+      </w:r>
+      <w:r>
+        <w:rPr>
+          <w:rFonts w:ascii="Times New Roman" w:eastAsia="標楷體" w:hAnsi="Times New Roman" w:cs="Times New Roman" w:hint="eastAsia"/>
+          <w:kern w:val="0"/>
+          <w:sz w:val="24"/>
+          <w:szCs w:val="24"/>
+          <w14:ligatures w14:val="none"/>
+        </w:rPr>
+        <w:t>任務。</w:t>
+      </w:r>
+    </w:p>
+    <w:p>
+      <w:pPr>
+        <w:ind w:left="480"/>
+        <w:jc w:val="center"/>
+        <w:rPr>
+          <w:rFonts w:ascii="Times New Roman" w:eastAsia="標楷體" w:hAnsi="Times New Roman" w:cs="Times New Roman" w:hint="eastAsia"/>
+          <w:kern w:val="0"/>
+          <w:sz w:val="24"/>
+          <w:szCs w:val="24"/>
+          <w14:ligatures w14:val="none"/>
+        </w:rPr>
+      </w:pPr>
+      <w:r>
+        <w:rPr>
+          <w:rFonts w:ascii="Times New Roman" w:eastAsia="標楷體" w:hAnsi="Times New Roman" w:cs="Times New Roman"/>
+          <w:noProof/>
+          <w:kern w:val="0"/>
+          <w:sz w:val="24"/>
+          <w:szCs w:val="24"/>
+          <w14:ligatures w14:val="none"/>
+        </w:rPr>
+        <w:drawing>
+          <wp:inline distT="0" distB="0" distL="0" distR="0" wp14:anchorId="6D57AB99" wp14:editId="537B7134">
+            <wp:extent cx="2659380" cy="4897304"/>
+            <wp:effectExtent l="0" t="0" r="0" b="0"/>
+            <wp:docPr id="1374057381" name="圖片 13"/>
+            <wp:cNvGraphicFramePr>
+              <a:graphicFrameLocks xmlns:a="http://schemas.openxmlformats.org/drawingml/2006/main" noChangeAspect="1"/>
+            </wp:cNvGraphicFramePr>
+            <a:graphic xmlns:a="http://schemas.openxmlformats.org/drawingml/2006/main">
+              <a:graphicData uri="http://schemas.openxmlformats.org/drawingml/2006/picture">
+                <pic:pic xmlns:pic="http://schemas.openxmlformats.org/drawingml/2006/picture">
+                  <pic:nvPicPr>
+                    <pic:cNvPr id="0" name="Picture 13"/>
+                    <pic:cNvPicPr>
+                      <a:picLocks noChangeAspect="1" noChangeArrowheads="1"/>
+                    </pic:cNvPicPr>
+                  </pic:nvPicPr>
+                  <pic:blipFill>
+                    <a:blip r:embed="rId15">
+                      <a:extLst>
+                        <a:ext uri="{28A0092B-C50C-407E-A947-70E740481C1C}">
+                          <a14:useLocalDpi xmlns:a14="http://schemas.microsoft.com/office/drawing/2010/main" val="0"/>
+                        </a:ext>
+                      </a:extLst>
+                    </a:blip>
+                    <a:srcRect/>
+                    <a:stretch>
+                      <a:fillRect/>
+                    </a:stretch>
+                  </pic:blipFill>
+                  <pic:spPr bwMode="auto">
+                    <a:xfrm>
+                      <a:off x="0" y="0"/>
+                      <a:ext cx="2665526" cy="4908622"/>
+                    </a:xfrm>
+                    <a:prstGeom prst="rect">
+                      <a:avLst/>
+                    </a:prstGeom>
+                    <a:noFill/>
+                    <a:ln>
+                      <a:noFill/>
+                    </a:ln>
+                  </pic:spPr>
+                </pic:pic>
+              </a:graphicData>
+            </a:graphic>
+          </wp:inline>
+        </w:drawing>
       </w:r>
     </w:p>
     <w:sectPr>
@@ -921,6 +2799,119 @@
     </w:lvl>
   </w:abstractNum>
   <w:abstractNum w:abstractNumId="2" w15:restartNumberingAfterBreak="0">
+    <w:nsid w:val="194A73F7"/>
+    <w:multiLevelType w:val="hybridMultilevel"/>
+    <w:tmpl w:val="7F229FE6"/>
+    <w:lvl w:ilvl="0" w:tplc="0409000D">
+      <w:start w:val="1"/>
+      <w:numFmt w:val="bullet"/>
+      <w:lvlText w:val=""/>
+      <w:lvlJc w:val="left"/>
+      <w:pPr>
+        <w:ind w:left="960" w:hanging="480"/>
+      </w:pPr>
+      <w:rPr>
+        <w:rFonts w:ascii="Wingdings" w:hAnsi="Wingdings" w:hint="default"/>
+      </w:rPr>
+    </w:lvl>
+    <w:lvl w:ilvl="1" w:tplc="04090003" w:tentative="1">
+      <w:start w:val="1"/>
+      <w:numFmt w:val="bullet"/>
+      <w:lvlText w:val=""/>
+      <w:lvlJc w:val="left"/>
+      <w:pPr>
+        <w:ind w:left="1440" w:hanging="480"/>
+      </w:pPr>
+      <w:rPr>
+        <w:rFonts w:ascii="Wingdings" w:hAnsi="Wingdings" w:hint="default"/>
+      </w:rPr>
+    </w:lvl>
+    <w:lvl w:ilvl="2" w:tplc="04090005" w:tentative="1">
+      <w:start w:val="1"/>
+      <w:numFmt w:val="bullet"/>
+      <w:lvlText w:val=""/>
+      <w:lvlJc w:val="left"/>
+      <w:pPr>
+        <w:ind w:left="1920" w:hanging="480"/>
+      </w:pPr>
+      <w:rPr>
+        <w:rFonts w:ascii="Wingdings" w:hAnsi="Wingdings" w:hint="default"/>
+      </w:rPr>
+    </w:lvl>
+    <w:lvl w:ilvl="3" w:tplc="04090001" w:tentative="1">
+      <w:start w:val="1"/>
+      <w:numFmt w:val="bullet"/>
+      <w:lvlText w:val=""/>
+      <w:lvlJc w:val="left"/>
+      <w:pPr>
+        <w:ind w:left="2400" w:hanging="480"/>
+      </w:pPr>
+      <w:rPr>
+        <w:rFonts w:ascii="Wingdings" w:hAnsi="Wingdings" w:hint="default"/>
+      </w:rPr>
+    </w:lvl>
+    <w:lvl w:ilvl="4" w:tplc="04090003" w:tentative="1">
+      <w:start w:val="1"/>
+      <w:numFmt w:val="bullet"/>
+      <w:lvlText w:val=""/>
+      <w:lvlJc w:val="left"/>
+      <w:pPr>
+        <w:ind w:left="2880" w:hanging="480"/>
+      </w:pPr>
+      <w:rPr>
+        <w:rFonts w:ascii="Wingdings" w:hAnsi="Wingdings" w:hint="default"/>
+      </w:rPr>
+    </w:lvl>
+    <w:lvl w:ilvl="5" w:tplc="04090005" w:tentative="1">
+      <w:start w:val="1"/>
+      <w:numFmt w:val="bullet"/>
+      <w:lvlText w:val=""/>
+      <w:lvlJc w:val="left"/>
+      <w:pPr>
+        <w:ind w:left="3360" w:hanging="480"/>
+      </w:pPr>
+      <w:rPr>
+        <w:rFonts w:ascii="Wingdings" w:hAnsi="Wingdings" w:hint="default"/>
+      </w:rPr>
+    </w:lvl>
+    <w:lvl w:ilvl="6" w:tplc="04090001" w:tentative="1">
+      <w:start w:val="1"/>
+      <w:numFmt w:val="bullet"/>
+      <w:lvlText w:val=""/>
+      <w:lvlJc w:val="left"/>
+      <w:pPr>
+        <w:ind w:left="3840" w:hanging="480"/>
+      </w:pPr>
+      <w:rPr>
+        <w:rFonts w:ascii="Wingdings" w:hAnsi="Wingdings" w:hint="default"/>
+      </w:rPr>
+    </w:lvl>
+    <w:lvl w:ilvl="7" w:tplc="04090003" w:tentative="1">
+      <w:start w:val="1"/>
+      <w:numFmt w:val="bullet"/>
+      <w:lvlText w:val=""/>
+      <w:lvlJc w:val="left"/>
+      <w:pPr>
+        <w:ind w:left="4320" w:hanging="480"/>
+      </w:pPr>
+      <w:rPr>
+        <w:rFonts w:ascii="Wingdings" w:hAnsi="Wingdings" w:hint="default"/>
+      </w:rPr>
+    </w:lvl>
+    <w:lvl w:ilvl="8" w:tplc="04090005" w:tentative="1">
+      <w:start w:val="1"/>
+      <w:numFmt w:val="bullet"/>
+      <w:lvlText w:val=""/>
+      <w:lvlJc w:val="left"/>
+      <w:pPr>
+        <w:ind w:left="4800" w:hanging="480"/>
+      </w:pPr>
+      <w:rPr>
+        <w:rFonts w:ascii="Wingdings" w:hAnsi="Wingdings" w:hint="default"/>
+      </w:rPr>
+    </w:lvl>
+  </w:abstractNum>
+  <w:abstractNum w:abstractNumId="3" w15:restartNumberingAfterBreak="0">
     <w:nsid w:val="1AFE2C56"/>
     <w:multiLevelType w:val="multilevel"/>
     <w:tmpl w:val="D1227E86"/>
@@ -1036,7 +3027,7 @@
       </w:pPr>
     </w:lvl>
   </w:abstractNum>
-  <w:abstractNum w:abstractNumId="3" w15:restartNumberingAfterBreak="0">
+  <w:abstractNum w:abstractNumId="4" w15:restartNumberingAfterBreak="0">
     <w:nsid w:val="1D253BC1"/>
     <w:multiLevelType w:val="multilevel"/>
     <w:tmpl w:val="48823A5C"/>
@@ -1149,7 +3140,7 @@
       </w:pPr>
     </w:lvl>
   </w:abstractNum>
-  <w:abstractNum w:abstractNumId="4" w15:restartNumberingAfterBreak="0">
+  <w:abstractNum w:abstractNumId="5" w15:restartNumberingAfterBreak="0">
     <w:nsid w:val="1E554B17"/>
     <w:multiLevelType w:val="hybridMultilevel"/>
     <w:tmpl w:val="CB4483C0"/>
@@ -1262,7 +3253,7 @@
       </w:rPr>
     </w:lvl>
   </w:abstractNum>
-  <w:abstractNum w:abstractNumId="5" w15:restartNumberingAfterBreak="0">
+  <w:abstractNum w:abstractNumId="6" w15:restartNumberingAfterBreak="0">
     <w:nsid w:val="2FE40CC7"/>
     <w:multiLevelType w:val="multilevel"/>
     <w:tmpl w:val="3914244A"/>
@@ -1378,7 +3369,7 @@
       </w:pPr>
     </w:lvl>
   </w:abstractNum>
-  <w:abstractNum w:abstractNumId="6" w15:restartNumberingAfterBreak="0">
+  <w:abstractNum w:abstractNumId="7" w15:restartNumberingAfterBreak="0">
     <w:nsid w:val="34B12020"/>
     <w:multiLevelType w:val="hybridMultilevel"/>
     <w:tmpl w:val="3E7A53E2"/>
@@ -1491,7 +3482,7 @@
       </w:rPr>
     </w:lvl>
   </w:abstractNum>
-  <w:abstractNum w:abstractNumId="7" w15:restartNumberingAfterBreak="0">
+  <w:abstractNum w:abstractNumId="8" w15:restartNumberingAfterBreak="0">
     <w:nsid w:val="34B254A8"/>
     <w:multiLevelType w:val="hybridMultilevel"/>
     <w:tmpl w:val="6BF877A6"/>
@@ -1604,7 +3595,120 @@
       </w:rPr>
     </w:lvl>
   </w:abstractNum>
-  <w:abstractNum w:abstractNumId="8" w15:restartNumberingAfterBreak="0">
+  <w:abstractNum w:abstractNumId="9" w15:restartNumberingAfterBreak="0">
+    <w:nsid w:val="36017037"/>
+    <w:multiLevelType w:val="hybridMultilevel"/>
+    <w:tmpl w:val="A7062E1C"/>
+    <w:lvl w:ilvl="0" w:tplc="0409000B">
+      <w:start w:val="1"/>
+      <w:numFmt w:val="bullet"/>
+      <w:lvlText w:val=""/>
+      <w:lvlJc w:val="left"/>
+      <w:pPr>
+        <w:ind w:left="480" w:hanging="480"/>
+      </w:pPr>
+      <w:rPr>
+        <w:rFonts w:ascii="Wingdings" w:hAnsi="Wingdings" w:hint="default"/>
+      </w:rPr>
+    </w:lvl>
+    <w:lvl w:ilvl="1" w:tplc="0409000D">
+      <w:start w:val="1"/>
+      <w:numFmt w:val="bullet"/>
+      <w:lvlText w:val=""/>
+      <w:lvlJc w:val="left"/>
+      <w:pPr>
+        <w:ind w:left="960" w:hanging="480"/>
+      </w:pPr>
+      <w:rPr>
+        <w:rFonts w:ascii="Wingdings" w:hAnsi="Wingdings" w:hint="default"/>
+      </w:rPr>
+    </w:lvl>
+    <w:lvl w:ilvl="2" w:tplc="04090005" w:tentative="1">
+      <w:start w:val="1"/>
+      <w:numFmt w:val="bullet"/>
+      <w:lvlText w:val=""/>
+      <w:lvlJc w:val="left"/>
+      <w:pPr>
+        <w:ind w:left="1440" w:hanging="480"/>
+      </w:pPr>
+      <w:rPr>
+        <w:rFonts w:ascii="Wingdings" w:hAnsi="Wingdings" w:hint="default"/>
+      </w:rPr>
+    </w:lvl>
+    <w:lvl w:ilvl="3" w:tplc="04090001" w:tentative="1">
+      <w:start w:val="1"/>
+      <w:numFmt w:val="bullet"/>
+      <w:lvlText w:val=""/>
+      <w:lvlJc w:val="left"/>
+      <w:pPr>
+        <w:ind w:left="1920" w:hanging="480"/>
+      </w:pPr>
+      <w:rPr>
+        <w:rFonts w:ascii="Wingdings" w:hAnsi="Wingdings" w:hint="default"/>
+      </w:rPr>
+    </w:lvl>
+    <w:lvl w:ilvl="4" w:tplc="04090003" w:tentative="1">
+      <w:start w:val="1"/>
+      <w:numFmt w:val="bullet"/>
+      <w:lvlText w:val=""/>
+      <w:lvlJc w:val="left"/>
+      <w:pPr>
+        <w:ind w:left="2400" w:hanging="480"/>
+      </w:pPr>
+      <w:rPr>
+        <w:rFonts w:ascii="Wingdings" w:hAnsi="Wingdings" w:hint="default"/>
+      </w:rPr>
+    </w:lvl>
+    <w:lvl w:ilvl="5" w:tplc="04090005" w:tentative="1">
+      <w:start w:val="1"/>
+      <w:numFmt w:val="bullet"/>
+      <w:lvlText w:val=""/>
+      <w:lvlJc w:val="left"/>
+      <w:pPr>
+        <w:ind w:left="2880" w:hanging="480"/>
+      </w:pPr>
+      <w:rPr>
+        <w:rFonts w:ascii="Wingdings" w:hAnsi="Wingdings" w:hint="default"/>
+      </w:rPr>
+    </w:lvl>
+    <w:lvl w:ilvl="6" w:tplc="04090001" w:tentative="1">
+      <w:start w:val="1"/>
+      <w:numFmt w:val="bullet"/>
+      <w:lvlText w:val=""/>
+      <w:lvlJc w:val="left"/>
+      <w:pPr>
+        <w:ind w:left="3360" w:hanging="480"/>
+      </w:pPr>
+      <w:rPr>
+        <w:rFonts w:ascii="Wingdings" w:hAnsi="Wingdings" w:hint="default"/>
+      </w:rPr>
+    </w:lvl>
+    <w:lvl w:ilvl="7" w:tplc="04090003" w:tentative="1">
+      <w:start w:val="1"/>
+      <w:numFmt w:val="bullet"/>
+      <w:lvlText w:val=""/>
+      <w:lvlJc w:val="left"/>
+      <w:pPr>
+        <w:ind w:left="3840" w:hanging="480"/>
+      </w:pPr>
+      <w:rPr>
+        <w:rFonts w:ascii="Wingdings" w:hAnsi="Wingdings" w:hint="default"/>
+      </w:rPr>
+    </w:lvl>
+    <w:lvl w:ilvl="8" w:tplc="04090005" w:tentative="1">
+      <w:start w:val="1"/>
+      <w:numFmt w:val="bullet"/>
+      <w:lvlText w:val=""/>
+      <w:lvlJc w:val="left"/>
+      <w:pPr>
+        <w:ind w:left="4320" w:hanging="480"/>
+      </w:pPr>
+      <w:rPr>
+        <w:rFonts w:ascii="Wingdings" w:hAnsi="Wingdings" w:hint="default"/>
+      </w:rPr>
+    </w:lvl>
+  </w:abstractNum>
+  <w:abstractNum w:abstractNumId="10" w15:restartNumberingAfterBreak="0">
     <w:nsid w:val="45187D1C"/>
     <w:multiLevelType w:val="hybridMultilevel"/>
     <w:tmpl w:val="D424EBDE"/>
@@ -1717,7 +3821,7 @@
       </w:rPr>
     </w:lvl>
   </w:abstractNum>
-  <w:abstractNum w:abstractNumId="9" w15:restartNumberingAfterBreak="0">
+  <w:abstractNum w:abstractNumId="11" w15:restartNumberingAfterBreak="0">
     <w:nsid w:val="4ADB7FC4"/>
     <w:multiLevelType w:val="multilevel"/>
     <w:tmpl w:val="77D23AB0"/>
@@ -1833,7 +3937,7 @@
       </w:pPr>
     </w:lvl>
   </w:abstractNum>
-  <w:abstractNum w:abstractNumId="10" w15:restartNumberingAfterBreak="0">
+  <w:abstractNum w:abstractNumId="12" w15:restartNumberingAfterBreak="0">
     <w:nsid w:val="4B862A33"/>
     <w:multiLevelType w:val="hybridMultilevel"/>
     <w:tmpl w:val="DCF66586"/>
@@ -1946,7 +4050,7 @@
       </w:rPr>
     </w:lvl>
   </w:abstractNum>
-  <w:abstractNum w:abstractNumId="11" w15:restartNumberingAfterBreak="0">
+  <w:abstractNum w:abstractNumId="13" w15:restartNumberingAfterBreak="0">
     <w:nsid w:val="5C155AFA"/>
     <w:multiLevelType w:val="hybridMultilevel"/>
     <w:tmpl w:val="43382228"/>
@@ -2059,7 +4163,7 @@
       </w:rPr>
     </w:lvl>
   </w:abstractNum>
-  <w:abstractNum w:abstractNumId="12" w15:restartNumberingAfterBreak="0">
+  <w:abstractNum w:abstractNumId="14" w15:restartNumberingAfterBreak="0">
     <w:nsid w:val="5E4B3104"/>
     <w:multiLevelType w:val="multilevel"/>
     <w:tmpl w:val="3D3A51C2"/>
@@ -2172,7 +4276,7 @@
       </w:pPr>
     </w:lvl>
   </w:abstractNum>
-  <w:abstractNum w:abstractNumId="13" w15:restartNumberingAfterBreak="0">
+  <w:abstractNum w:abstractNumId="15" w15:restartNumberingAfterBreak="0">
     <w:nsid w:val="6906637C"/>
     <w:multiLevelType w:val="hybridMultilevel"/>
     <w:tmpl w:val="EBC0D8C6"/>
@@ -2285,7 +4389,7 @@
       </w:rPr>
     </w:lvl>
   </w:abstractNum>
-  <w:abstractNum w:abstractNumId="14" w15:restartNumberingAfterBreak="0">
+  <w:abstractNum w:abstractNumId="16" w15:restartNumberingAfterBreak="0">
     <w:nsid w:val="6E0A5119"/>
     <w:multiLevelType w:val="hybridMultilevel"/>
     <w:tmpl w:val="E17ABE1E"/>
@@ -2398,7 +4502,7 @@
       </w:rPr>
     </w:lvl>
   </w:abstractNum>
-  <w:abstractNum w:abstractNumId="15" w15:restartNumberingAfterBreak="0">
+  <w:abstractNum w:abstractNumId="17" w15:restartNumberingAfterBreak="0">
     <w:nsid w:val="7E735559"/>
     <w:multiLevelType w:val="multilevel"/>
     <w:tmpl w:val="97B0EA0A"/>
@@ -2512,52 +4616,58 @@
     </w:lvl>
   </w:abstractNum>
   <w:num w:numId="1" w16cid:durableId="2139569630">
-    <w:abstractNumId w:val="15"/>
+    <w:abstractNumId w:val="17"/>
   </w:num>
   <w:num w:numId="2" w16cid:durableId="894318444">
-    <w:abstractNumId w:val="3"/>
+    <w:abstractNumId w:val="4"/>
   </w:num>
   <w:num w:numId="3" w16cid:durableId="32315591">
-    <w:abstractNumId w:val="12"/>
+    <w:abstractNumId w:val="14"/>
   </w:num>
   <w:num w:numId="4" w16cid:durableId="110249410">
     <w:abstractNumId w:val="1"/>
   </w:num>
   <w:num w:numId="5" w16cid:durableId="1157845979">
-    <w:abstractNumId w:val="7"/>
+    <w:abstractNumId w:val="8"/>
   </w:num>
   <w:num w:numId="6" w16cid:durableId="960650739">
-    <w:abstractNumId w:val="14"/>
+    <w:abstractNumId w:val="16"/>
   </w:num>
   <w:num w:numId="7" w16cid:durableId="1228880859">
-    <w:abstractNumId w:val="13"/>
+    <w:abstractNumId w:val="15"/>
   </w:num>
   <w:num w:numId="8" w16cid:durableId="199126222">
     <w:abstractNumId w:val="0"/>
   </w:num>
   <w:num w:numId="9" w16cid:durableId="485509607">
-    <w:abstractNumId w:val="2"/>
+    <w:abstractNumId w:val="3"/>
   </w:num>
   <w:num w:numId="10" w16cid:durableId="1459568201">
+    <w:abstractNumId w:val="11"/>
+  </w:num>
+  <w:num w:numId="11" w16cid:durableId="1541550483">
+    <w:abstractNumId w:val="6"/>
+  </w:num>
+  <w:num w:numId="12" w16cid:durableId="1433746677">
+    <w:abstractNumId w:val="7"/>
+  </w:num>
+  <w:num w:numId="13" w16cid:durableId="760223400">
+    <w:abstractNumId w:val="13"/>
+  </w:num>
+  <w:num w:numId="14" w16cid:durableId="1869876995">
+    <w:abstractNumId w:val="5"/>
+  </w:num>
+  <w:num w:numId="15" w16cid:durableId="1513110119">
+    <w:abstractNumId w:val="10"/>
+  </w:num>
+  <w:num w:numId="16" w16cid:durableId="1435707139">
+    <w:abstractNumId w:val="12"/>
+  </w:num>
+  <w:num w:numId="17" w16cid:durableId="780340152">
     <w:abstractNumId w:val="9"/>
   </w:num>
-  <w:num w:numId="11" w16cid:durableId="1541550483">
-    <w:abstractNumId w:val="5"/>
-  </w:num>
-  <w:num w:numId="12" w16cid:durableId="1433746677">
-    <w:abstractNumId w:val="6"/>
-  </w:num>
-  <w:num w:numId="13" w16cid:durableId="760223400">
-    <w:abstractNumId w:val="11"/>
-  </w:num>
-  <w:num w:numId="14" w16cid:durableId="1869876995">
-    <w:abstractNumId w:val="4"/>
-  </w:num>
-  <w:num w:numId="15" w16cid:durableId="1513110119">
-    <w:abstractNumId w:val="8"/>
-  </w:num>
-  <w:num w:numId="16" w16cid:durableId="1435707139">
-    <w:abstractNumId w:val="10"/>
+  <w:num w:numId="18" w16cid:durableId="1592159152">
+    <w:abstractNumId w:val="2"/>
   </w:num>
 </w:numbering>
 </file>
